--- a/docs/superpowers/specs/2026-06-22-sso-design.docx
+++ b/docs/superpowers/specs/2026-06-22-sso-design.docx
@@ -2,7 +2,7 @@
 <file path=word/document.xml><?xml version="1.0" encoding="utf-8"?>
 <w:document xmlns:w="http://schemas.openxmlformats.org/wordprocessingml/2006/main" xmlns:m="http://schemas.openxmlformats.org/officeDocument/2006/math" xmlns:r="http://schemas.openxmlformats.org/officeDocument/2006/relationships" xmlns:o="urn:schemas-microsoft-com:office:office" xmlns:v="urn:schemas-microsoft-com:vml" xmlns:w10="urn:schemas-microsoft-com:office:word" xmlns:a="http://schemas.openxmlformats.org/drawingml/2006/main" xmlns:pic="http://schemas.openxmlformats.org/drawingml/2006/picture" xmlns:wp="http://schemas.openxmlformats.org/drawingml/2006/wordprocessingDrawing">
   <w:body>
-    <w:bookmarkStart w:id="34" w:name="单点登录sso-oidc设计-spec-s-类安全合规-3"/>
+    <w:bookmarkStart w:id="35" w:name="单点登录sso-oidc设计-spec-s-类安全合规-3"/>
     <w:p>
       <w:pPr>
         <w:pStyle w:val="Heading1"/>
@@ -52,16 +52,123 @@
         <w:rPr>
           <w:rFonts w:hint="eastAsia"/>
         </w:rPr>
-        <w:t xml:space="preserve">共识（2026-06-22）。底座</w:t>
-      </w:r>
-      <w:r>
-        <w:t xml:space="preserve"> = #1 </w:t>
-      </w:r>
-      <w:r>
-        <w:rPr>
-          <w:rFonts w:hint="eastAsia"/>
-        </w:rPr>
-        <w:t xml:space="preserve">认证加固（BCrypt</w:t>
+        <w:t xml:space="preserve">共识（2026-06-22）；</w:t>
+      </w:r>
+      <w:r>
+        <w:rPr>
+          <w:rFonts w:hint="eastAsia"/>
+          <w:b/>
+          <w:bCs/>
+        </w:rPr>
+        <w:t xml:space="preserve">定稿评审</w:t>
+      </w:r>
+      <w:r>
+        <w:rPr>
+          <w:b/>
+          <w:bCs/>
+        </w:rPr>
+        <w:t xml:space="preserve"> </w:t>
+      </w:r>
+      <w:r>
+        <w:rPr>
+          <w:rFonts w:hint="eastAsia"/>
+          <w:b/>
+          <w:bCs/>
+        </w:rPr>
+        <w:t xml:space="preserve">2026-06-23（§11，8</w:t>
+      </w:r>
+      <w:r>
+        <w:rPr>
+          <w:b/>
+          <w:bCs/>
+        </w:rPr>
+        <w:t xml:space="preserve"> </w:t>
+      </w:r>
+      <w:r>
+        <w:rPr>
+          <w:rFonts w:hint="eastAsia"/>
+          <w:b/>
+          <w:bCs/>
+        </w:rPr>
+        <w:t xml:space="preserve">点修订，全部</w:t>
+      </w:r>
+      <w:r>
+        <w:rPr>
+          <w:b/>
+          <w:bCs/>
+        </w:rPr>
+        <w:t xml:space="preserve"> §1 </w:t>
+      </w:r>
+      <w:r>
+        <w:rPr>
+          <w:rFonts w:hint="eastAsia"/>
+          <w:b/>
+          <w:bCs/>
+        </w:rPr>
+        <w:t xml:space="preserve">锚点经</w:t>
+      </w:r>
+      <w:r>
+        <w:rPr>
+          <w:b/>
+          <w:bCs/>
+        </w:rPr>
+        <w:t xml:space="preserve"> 3 </w:t>
+      </w:r>
+      <w:r>
+        <w:rPr>
+          <w:rFonts w:hint="eastAsia"/>
+          <w:b/>
+          <w:bCs/>
+        </w:rPr>
+        <w:t xml:space="preserve">个只读</w:t>
+      </w:r>
+      <w:r>
+        <w:rPr>
+          <w:b/>
+          <w:bCs/>
+        </w:rPr>
+        <w:t xml:space="preserve"> subagent </w:t>
+      </w:r>
+      <w:r>
+        <w:rPr>
+          <w:rFonts w:hint="eastAsia"/>
+          <w:b/>
+          <w:bCs/>
+        </w:rPr>
+        <w:t xml:space="preserve">核验实代码）</w:t>
+      </w:r>
+      <w:r>
+        <w:rPr>
+          <w:rFonts w:hint="eastAsia"/>
+        </w:rPr>
+        <w:t xml:space="preserve">。底座</w:t>
+      </w:r>
+      <w:r>
+        <w:t xml:space="preserve"> =</w:t>
+      </w:r>
+      <w:r>
+        <w:t xml:space="preserve"> </w:t>
+      </w:r>
+      <w:r>
+        <w:rPr>
+          <w:b/>
+          <w:bCs/>
+        </w:rPr>
+        <w:t xml:space="preserve">#1 </w:t>
+      </w:r>
+      <w:r>
+        <w:rPr>
+          <w:rFonts w:hint="eastAsia"/>
+          <w:b/>
+          <w:bCs/>
+        </w:rPr>
+        <w:t xml:space="preserve">认证加固（已落码</w:t>
+      </w:r>
+      <w:r>
+        <w:rPr>
+          <w:rFonts w:hint="eastAsia"/>
+        </w:rPr>
+        <w:t xml:space="preserve">：BCrypt</w:t>
       </w:r>
       <w:r>
         <w:t xml:space="preserve"> + </w:t>
@@ -133,16 +240,74 @@
         <w:rPr>
           <w:rFonts w:hint="eastAsia"/>
         </w:rPr>
-        <w:t xml:space="preserve">授权加固）+</w:t>
-      </w:r>
-      <w:r>
-        <w:t xml:space="preserve"> #2 </w:t>
-      </w:r>
-      <w:r>
-        <w:rPr>
-          <w:rFonts w:hint="eastAsia"/>
-        </w:rPr>
-        <w:t xml:space="preserve">2FA。本子项目在其上叠加</w:t>
+        <w:t xml:space="preserve">授权加固）。</w:t>
+      </w:r>
+      <w:r>
+        <w:rPr>
+          <w:b/>
+          <w:bCs/>
+        </w:rPr>
+        <w:t xml:space="preserve">#2 2FA </w:t>
+      </w:r>
+      <w:r>
+        <w:rPr>
+          <w:rFonts w:hint="eastAsia"/>
+          <w:b/>
+          <w:bCs/>
+        </w:rPr>
+        <w:t xml:space="preserve">当前仅有</w:t>
+      </w:r>
+      <w:r>
+        <w:rPr>
+          <w:b/>
+          <w:bCs/>
+        </w:rPr>
+        <w:t xml:space="preserve"> </w:t>
+      </w:r>
+      <w:r>
+        <w:rPr>
+          <w:rFonts w:hint="eastAsia"/>
+          <w:b/>
+          <w:bCs/>
+        </w:rPr>
+        <w:t xml:space="preserve">spec、尚未落码</w:t>
+      </w:r>
+      <w:r>
+        <w:rPr>
+          <w:b/>
+          <w:bCs/>
+        </w:rPr>
+        <w:t xml:space="preserve"> → </w:t>
+      </w:r>
+      <w:r>
+        <w:rPr>
+          <w:rFonts w:hint="eastAsia"/>
+          <w:b/>
+          <w:bCs/>
+        </w:rPr>
+        <w:t xml:space="preserve">本子项目自洽，不硬依赖</w:t>
+      </w:r>
+      <w:r>
+        <w:rPr>
+          <w:b/>
+          <w:bCs/>
+        </w:rPr>
+        <w:t xml:space="preserve"> #2</w:t>
+      </w:r>
+      <w:r>
+        <w:rPr>
+          <w:rFonts w:hint="eastAsia"/>
+        </w:rPr>
+        <w:t xml:space="preserve">（§11</w:t>
+      </w:r>
+      <w:r>
+        <w:t xml:space="preserve"> </w:t>
+      </w:r>
+      <w:r>
+        <w:rPr>
+          <w:rFonts w:hint="eastAsia"/>
+        </w:rPr>
+        <w:t xml:space="preserve">R1）。本子项目叠加</w:t>
       </w:r>
       <w:r>
         <w:t xml:space="preserve"> </w:t>
@@ -681,6 +846,117 @@
           <w:rFonts w:hint="eastAsia"/>
         </w:rPr>
         <w:t xml:space="preserve">用户生效。</w:t>
+      </w:r>
+      <w:r>
+        <w:rPr>
+          <w:rFonts w:hint="eastAsia"/>
+          <w:b/>
+          <w:bCs/>
+        </w:rPr>
+        <w:t xml:space="preserve">评审</w:t>
+      </w:r>
+      <w:r>
+        <w:rPr>
+          <w:b/>
+          <w:bCs/>
+        </w:rPr>
+        <w:t xml:space="preserve"> </w:t>
+      </w:r>
+      <w:r>
+        <w:rPr>
+          <w:rFonts w:hint="eastAsia"/>
+          <w:b/>
+          <w:bCs/>
+        </w:rPr>
+        <w:t xml:space="preserve">R1：此为天然属性，不硬依赖</w:t>
+      </w:r>
+      <w:r>
+        <w:rPr>
+          <w:b/>
+          <w:bCs/>
+        </w:rPr>
+        <w:t xml:space="preserve"> #2</w:t>
+      </w:r>
+      <w:r>
+        <w:t xml:space="preserve">——SSO </w:t>
+      </w:r>
+      <w:r>
+        <w:rPr>
+          <w:rFonts w:hint="eastAsia"/>
+        </w:rPr>
+        <w:t xml:space="preserve">回调（§4.1）是独立完成路径，从不经过密码登录里的</w:t>
+      </w:r>
+      <w:r>
+        <w:t xml:space="preserve"> 2FA </w:t>
+      </w:r>
+      <w:r>
+        <w:rPr>
+          <w:rFonts w:hint="eastAsia"/>
+        </w:rPr>
+        <w:t xml:space="preserve">分支，故无论</w:t>
+      </w:r>
+      <w:r>
+        <w:t xml:space="preserve"> #2 </w:t>
+      </w:r>
+      <w:r>
+        <w:rPr>
+          <w:rFonts w:hint="eastAsia"/>
+        </w:rPr>
+        <w:t xml:space="preserve">是否落码，SSO</w:t>
+      </w:r>
+      <w:r>
+        <w:t xml:space="preserve"> </w:t>
+      </w:r>
+      <w:r>
+        <w:rPr>
+          <w:rFonts w:hint="eastAsia"/>
+        </w:rPr>
+        <w:t xml:space="preserve">都不触发</w:t>
+      </w:r>
+      <w:r>
+        <w:t xml:space="preserve"> </w:t>
+      </w:r>
+      <w:r>
+        <w:rPr>
+          <w:rFonts w:hint="eastAsia"/>
+        </w:rPr>
+        <w:t xml:space="preserve">2FA；</w:t>
+      </w:r>
+      <w:r>
+        <w:rPr>
+          <w:rStyle w:val="VerbatimChar"/>
+        </w:rPr>
+        <w:t xml:space="preserve">HandleCallbackAsync</w:t>
+      </w:r>
+      <w:r>
+        <w:t xml:space="preserve"> </w:t>
+      </w:r>
+      <w:r>
+        <w:rPr>
+          <w:rFonts w:hint="eastAsia"/>
+        </w:rPr>
+        <w:t xml:space="preserve">不引用</w:t>
+      </w:r>
+      <w:r>
+        <w:t xml:space="preserve"> </w:t>
+      </w:r>
+      <w:r>
+        <w:rPr>
+          <w:rStyle w:val="VerbatimChar"/>
+        </w:rPr>
+        <w:t xml:space="preserve">ITwoFactorService</w:t>
+      </w:r>
+      <w:r>
+        <w:t xml:space="preserve">。#2 </w:t>
+      </w:r>
+      <w:r>
+        <w:rPr>
+          <w:rFonts w:hint="eastAsia"/>
+        </w:rPr>
+        <w:t xml:space="preserve">后落亦无需改</w:t>
+      </w:r>
+      <w:r>
+        <w:t xml:space="preserve"> #3。</w:t>
       </w:r>
       <w:r>
         <w:t xml:space="preserve"> </w:t>
@@ -3100,16 +3376,139 @@
         <w:rPr>
           <w:rFonts w:hint="eastAsia"/>
         </w:rPr>
-        <w:t xml:space="preserve">读）——SSO</w:t>
-      </w:r>
-      <w:r>
-        <w:t xml:space="preserve"> </w:t>
-      </w:r>
-      <w:r>
-        <w:rPr>
-          <w:rFonts w:hint="eastAsia"/>
-        </w:rPr>
-        <w:t xml:space="preserve">为全新地基。</w:t>
+        <w:t xml:space="preserve">读，</w:t>
+      </w:r>
+      <w:r>
+        <w:rPr>
+          <w:rStyle w:val="VerbatimChar"/>
+        </w:rPr>
+        <w:t xml:space="preserve">OnTokenValidated</w:t>
+      </w:r>
+      <w:r>
+        <w:t xml:space="preserve"> </w:t>
+      </w:r>
+      <w:r>
+        <w:rPr>
+          <w:rFonts w:hint="eastAsia"/>
+        </w:rPr>
+        <w:t xml:space="preserve">做</w:t>
+      </w:r>
+      <w:r>
+        <w:t xml:space="preserve"> jti </w:t>
+      </w:r>
+      <w:r>
+        <w:rPr>
+          <w:rFonts w:hint="eastAsia"/>
+        </w:rPr>
+        <w:t xml:space="preserve">黑名单，Program.cs</w:t>
+      </w:r>
+      <w:r>
+        <w:t xml:space="preserve"> </w:t>
+      </w:r>
+      <w:r>
+        <w:rPr>
+          <w:rFonts w:hint="eastAsia"/>
+        </w:rPr>
+        <w:t xml:space="preserve">L464–502）——SSO</w:t>
+      </w:r>
+      <w:r>
+        <w:t xml:space="preserve"> </w:t>
+      </w:r>
+      <w:r>
+        <w:rPr>
+          <w:rFonts w:hint="eastAsia"/>
+        </w:rPr>
+        <w:t xml:space="preserve">为全新地基，且</w:t>
+      </w:r>
+      <w:r>
+        <w:rPr>
+          <w:rFonts w:hint="eastAsia"/>
+          <w:b/>
+          <w:bCs/>
+        </w:rPr>
+        <w:t xml:space="preserve">采用手写</w:t>
+      </w:r>
+      <w:r>
+        <w:rPr>
+          <w:b/>
+          <w:bCs/>
+        </w:rPr>
+        <w:t xml:space="preserve"> OIDC code-flow</w:t>
+      </w:r>
+      <w:r>
+        <w:rPr>
+          <w:rFonts w:hint="eastAsia"/>
+        </w:rPr>
+        <w:t xml:space="preserve">（HttpClient</w:t>
+      </w:r>
+      <w:r>
+        <w:t xml:space="preserve"> </w:t>
+      </w:r>
+      <w:r>
+        <w:rPr>
+          <w:rFonts w:hint="eastAsia"/>
+        </w:rPr>
+        <w:t xml:space="preserve">换码</w:t>
+      </w:r>
+      <w:r>
+        <w:t xml:space="preserve"> +</w:t>
+      </w:r>
+      <w:r>
+        <w:t xml:space="preserve"> </w:t>
+      </w:r>
+      <w:r>
+        <w:rPr>
+          <w:rStyle w:val="VerbatimChar"/>
+        </w:rPr>
+        <w:t xml:space="preserve">JwtSecurityTokenHandler</w:t>
+      </w:r>
+      <w:r>
+        <w:t xml:space="preserve"> </w:t>
+      </w:r>
+      <w:r>
+        <w:rPr>
+          <w:rFonts w:hint="eastAsia"/>
+        </w:rPr>
+        <w:t xml:space="preserve">验</w:t>
+      </w:r>
+      <w:r>
+        <w:t xml:space="preserve"> ID </w:t>
+      </w:r>
+      <w:r>
+        <w:rPr>
+          <w:rFonts w:hint="eastAsia"/>
+        </w:rPr>
+        <w:t xml:space="preserve">Token），不挂</w:t>
+      </w:r>
+      <w:r>
+        <w:t xml:space="preserve"> ASP.NET</w:t>
+      </w:r>
+      <w:r>
+        <w:t xml:space="preserve"> </w:t>
+      </w:r>
+      <w:r>
+        <w:rPr>
+          <w:rStyle w:val="VerbatimChar"/>
+        </w:rPr>
+        <w:t xml:space="preserve">AddOpenIdConnect</w:t>
+      </w:r>
+      <w:r>
+        <w:t xml:space="preserve"> </w:t>
+      </w:r>
+      <w:r>
+        <w:rPr>
+          <w:rFonts w:hint="eastAsia"/>
+        </w:rPr>
+        <w:t xml:space="preserve">处理器（与既有纯</w:t>
+      </w:r>
+      <w:r>
+        <w:t xml:space="preserve"> JWT bearer/cookie </w:t>
+      </w:r>
+      <w:r>
+        <w:rPr>
+          <w:rFonts w:hint="eastAsia"/>
+        </w:rPr>
+        <w:t xml:space="preserve">认证不冲突）。</w:t>
       </w:r>
       <w:r>
         <w:rPr>
@@ -3121,6 +3520,9 @@
         <w:t xml:space="preserve"> </w:t>
       </w:r>
       <w:r>
+        <w:t xml:space="preserve">v8.17.0 </w:t>
+      </w:r>
+      <w:r>
         <w:rPr>
           <w:rFonts w:hint="eastAsia"/>
         </w:rPr>
@@ -3134,6 +3536,119 @@
           <w:rStyle w:val="VerbatimChar"/>
         </w:rPr>
         <w:t xml:space="preserve">CP6.Core.csproj</w:t>
+      </w:r>
+      <w:r>
+        <w:rPr>
+          <w:rFonts w:hint="eastAsia"/>
+        </w:rPr>
+        <w:t xml:space="preserve">；</w:t>
+      </w:r>
+      <w:r>
+        <w:rPr>
+          <w:rFonts w:hint="eastAsia"/>
+          <w:b/>
+          <w:bCs/>
+        </w:rPr>
+        <w:t xml:space="preserve">评审</w:t>
+      </w:r>
+      <w:r>
+        <w:rPr>
+          <w:b/>
+          <w:bCs/>
+        </w:rPr>
+        <w:t xml:space="preserve"> </w:t>
+      </w:r>
+      <w:r>
+        <w:rPr>
+          <w:rFonts w:hint="eastAsia"/>
+          <w:b/>
+          <w:bCs/>
+        </w:rPr>
+        <w:t xml:space="preserve">R2：</w:t>
+      </w:r>
+      <w:r>
+        <w:rPr>
+          <w:rStyle w:val="VerbatimChar"/>
+          <w:b/>
+          <w:bCs/>
+        </w:rPr>
+        <w:t xml:space="preserve">Microsoft.IdentityModel.Protocols.OpenIdConnect</w:t>
+      </w:r>
+      <w:r>
+        <w:rPr>
+          <w:rFonts w:hint="eastAsia"/>
+          <w:b/>
+          <w:bCs/>
+        </w:rPr>
+        <w:t xml:space="preserve">（</w:t>
+      </w:r>
+      <w:r>
+        <w:rPr>
+          <w:rStyle w:val="VerbatimChar"/>
+          <w:b/>
+          <w:bCs/>
+        </w:rPr>
+        <w:t xml:space="preserve">ConfigurationManager&lt;OpenIdConnectConfiguration&gt;</w:t>
+      </w:r>
+      <w:r>
+        <w:rPr>
+          <w:b/>
+          <w:bCs/>
+        </w:rPr>
+        <w:t xml:space="preserve"> </w:t>
+      </w:r>
+      <w:r>
+        <w:rPr>
+          <w:rFonts w:hint="eastAsia"/>
+          <w:b/>
+          <w:bCs/>
+        </w:rPr>
+        <w:t xml:space="preserve">discovery/签名键轮换）未引</w:t>
+      </w:r>
+      <w:r>
+        <w:rPr>
+          <w:b/>
+          <w:bCs/>
+        </w:rPr>
+        <w:t xml:space="preserve"> → </w:t>
+      </w:r>
+      <w:r>
+        <w:rPr>
+          <w:rFonts w:hint="eastAsia"/>
+          <w:b/>
+          <w:bCs/>
+        </w:rPr>
+        <w:t xml:space="preserve">需新增（取</w:t>
+      </w:r>
+      <w:r>
+        <w:rPr>
+          <w:b/>
+          <w:bCs/>
+        </w:rPr>
+        <w:t xml:space="preserve"> 8.x </w:t>
+      </w:r>
+      <w:r>
+        <w:rPr>
+          <w:rFonts w:hint="eastAsia"/>
+          <w:b/>
+          <w:bCs/>
+        </w:rPr>
+        <w:t xml:space="preserve">对齐</w:t>
+      </w:r>
+      <w:r>
+        <w:rPr>
+          <w:b/>
+          <w:bCs/>
+        </w:rPr>
+        <w:t xml:space="preserve"> JWT </w:t>
+      </w:r>
+      <w:r>
+        <w:rPr>
+          <w:rFonts w:hint="eastAsia"/>
+          <w:b/>
+          <w:bCs/>
+        </w:rPr>
+        <w:t xml:space="preserve">包版本）</w:t>
       </w:r>
       <w:r>
         <w:t xml:space="preserve">。</w:t>
@@ -4683,7 +5198,7 @@
         <w:rPr>
           <w:rStyle w:val="CommentTok"/>
         </w:rPr>
-        <w:t xml:space="preserve">JIT 新建用户的默认角色（null=取系统最小权限角色约定）。</w:t>
+        <w:t xml:space="preserve">JIT 新建用户的默认角色。AutoProvision=true 时**必填**（评审 R5：系统无"最小权限角色"种子约定，RoleId=1 为 admin；为空则该租户 JIT 失败 E-SEC-026，强制管理员显式指定 SSO 新用户角色，防误授高权）。</w:t>
       </w:r>
       <w:r>
         <w:rPr>
@@ -5841,10 +6356,7 @@
         <w:rPr>
           <w:rFonts w:hint="eastAsia"/>
         </w:rPr>
-        <w:t xml:space="preserve">列；无其它新表）。核对</w:t>
-      </w:r>
-      <w:r>
-        <w:t xml:space="preserve"> </w:t>
+        <w:t xml:space="preserve">列；无其它新表）。</w:t>
       </w:r>
       <w:r>
         <w:rPr>
@@ -5880,58 +6392,137 @@
         <w:t xml:space="preserve">行级列</w:t>
       </w:r>
       <w:r>
-        <w:t xml:space="preserve"> + </w:t>
-      </w:r>
-      <w:r>
-        <w:rPr>
-          <w:rFonts w:hint="eastAsia"/>
-        </w:rPr>
-        <w:t xml:space="preserve">建议</w:t>
-      </w:r>
-      <w:r>
-        <w:t xml:space="preserve"> </w:t>
-      </w:r>
-      <w:r>
-        <w:rPr>
-          <w:rStyle w:val="VerbatimChar"/>
+        <w:t xml:space="preserve"> +</w:t>
+      </w:r>
+      <w:r>
+        <w:t xml:space="preserve"> </w:t>
+      </w:r>
+      <w:r>
+        <w:rPr>
+          <w:rStyle w:val="VerbatimChar"/>
+          <w:b/>
+          <w:bCs/>
         </w:rPr>
         <w:t xml:space="preserve">TenantId</w:t>
       </w:r>
       <w:r>
-        <w:t xml:space="preserve"> </w:t>
-      </w:r>
-      <w:r>
-        <w:rPr>
-          <w:rFonts w:hint="eastAsia"/>
-        </w:rPr>
-        <w:t xml:space="preserve">唯一索引（每租户一行；仿</w:t>
-      </w:r>
-      <w:r>
-        <w:t xml:space="preserve"> </w:t>
-      </w:r>
-      <w:r>
-        <w:rPr>
-          <w:rStyle w:val="VerbatimChar"/>
-        </w:rPr>
-        <w:t xml:space="preserve">TenantUniqueIndex</w:t>
-      </w:r>
-      <w:r>
-        <w:t xml:space="preserve"> </w:t>
-      </w:r>
-      <w:r>
-        <w:rPr>
-          <w:rFonts w:hint="eastAsia"/>
-        </w:rPr>
-        <w:t xml:space="preserve">守卫，登记白名单例外见</w:t>
-      </w:r>
-      <w:r>
-        <w:t xml:space="preserve"> §7 </w:t>
-      </w:r>
-      <w:r>
-        <w:rPr>
-          <w:rFonts w:hint="eastAsia"/>
-        </w:rPr>
-        <w:t xml:space="preserve">注）。</w:t>
+        <w:rPr>
+          <w:b/>
+          <w:bCs/>
+        </w:rPr>
+        <w:t xml:space="preserve"> </w:t>
+      </w:r>
+      <w:r>
+        <w:rPr>
+          <w:rFonts w:hint="eastAsia"/>
+          <w:b/>
+          <w:bCs/>
+        </w:rPr>
+        <w:t xml:space="preserve">单列唯一索引</w:t>
+      </w:r>
+      <w:r>
+        <w:rPr>
+          <w:rFonts w:hint="eastAsia"/>
+        </w:rPr>
+        <w:t xml:space="preserve">（每租户一行）。</w:t>
+      </w:r>
+      <w:r>
+        <w:rPr>
+          <w:rFonts w:hint="eastAsia"/>
+          <w:b/>
+          <w:bCs/>
+        </w:rPr>
+        <w:t xml:space="preserve">评审</w:t>
+      </w:r>
+      <w:r>
+        <w:rPr>
+          <w:b/>
+          <w:bCs/>
+        </w:rPr>
+        <w:t xml:space="preserve"> </w:t>
+      </w:r>
+      <w:r>
+        <w:rPr>
+          <w:rFonts w:hint="eastAsia"/>
+          <w:b/>
+          <w:bCs/>
+        </w:rPr>
+        <w:t xml:space="preserve">R6：无需登记白名单</w:t>
+      </w:r>
+      <w:r>
+        <w:t xml:space="preserve">——</w:t>
+      </w:r>
+      <w:r>
+        <w:rPr>
+          <w:rStyle w:val="VerbatimChar"/>
+        </w:rPr>
+        <w:t xml:space="preserve">OnModelCreating</w:t>
+      </w:r>
+      <w:r>
+        <w:t xml:space="preserve"> </w:t>
+      </w:r>
+      <w:r>
+        <w:rPr>
+          <w:rFonts w:hint="eastAsia"/>
+        </w:rPr>
+        <w:t xml:space="preserve">反射批量对”已含</w:t>
+      </w:r>
+      <w:r>
+        <w:t xml:space="preserve"> </w:t>
+      </w:r>
+      <w:r>
+        <w:rPr>
+          <w:rStyle w:val="VerbatimChar"/>
+        </w:rPr>
+        <w:t xml:space="preserve">TenantId</w:t>
+      </w:r>
+      <w:r>
+        <w:t xml:space="preserve"> </w:t>
+      </w:r>
+      <w:r>
+        <w:rPr>
+          <w:rFonts w:hint="eastAsia"/>
+        </w:rPr>
+        <w:t xml:space="preserve">的索引”本就跳过（</w:t>
+      </w:r>
+      <w:r>
+        <w:rPr>
+          <w:rStyle w:val="VerbatimChar"/>
+        </w:rPr>
+        <w:t xml:space="preserve">if(idx.Properties.Contains(tenantProp)) continue;</w:t>
+      </w:r>
+      <w:r>
+        <w:rPr>
+          <w:rFonts w:hint="eastAsia"/>
+        </w:rPr>
+        <w:t xml:space="preserve">，已核验</w:t>
+      </w:r>
+      <w:r>
+        <w:t xml:space="preserve"> </w:t>
+      </w:r>
+      <w:r>
+        <w:rPr>
+          <w:rFonts w:hint="eastAsia"/>
+        </w:rPr>
+        <w:t xml:space="preserve">L1909），故单列</w:t>
+      </w:r>
+      <w:r>
+        <w:t xml:space="preserve"> </w:t>
+      </w:r>
+      <w:r>
+        <w:rPr>
+          <w:rStyle w:val="VerbatimChar"/>
+        </w:rPr>
+        <w:t xml:space="preserve">(TenantId)</w:t>
+      </w:r>
+      <w:r>
+        <w:t xml:space="preserve"> </w:t>
+      </w:r>
+      <w:r>
+        <w:rPr>
+          <w:rFonts w:hint="eastAsia"/>
+        </w:rPr>
+        <w:t xml:space="preserve">唯一索引被原样保留，正是所需。</w:t>
       </w:r>
     </w:p>
     <w:bookmarkEnd w:id="14"/>
@@ -8219,7 +8810,22 @@
           <w:b/>
           <w:bCs/>
         </w:rPr>
-        <w:t xml:space="preserve">映射（顺序）</w:t>
+        <w:t xml:space="preserve">映射（顺序，评审</w:t>
+      </w:r>
+      <w:r>
+        <w:rPr>
+          <w:b/>
+          <w:bCs/>
+        </w:rPr>
+        <w:t xml:space="preserve"> R3 </w:t>
+      </w:r>
+      <w:r>
+        <w:rPr>
+          <w:rFonts w:hint="eastAsia"/>
+          <w:b/>
+          <w:bCs/>
+        </w:rPr>
+        <w:t xml:space="preserve">收紧）</w:t>
       </w:r>
       <w:r>
         <w:rPr>
@@ -8279,7 +8885,7 @@
         <w:rPr>
           <w:rFonts w:hint="eastAsia"/>
         </w:rPr>
-        <w:t xml:space="preserve">命中即用。</w:t>
+        <w:t xml:space="preserve">命中即用（联邦身份已链接）。</w:t>
       </w:r>
       <w:r>
         <w:t xml:space="preserve"> </w:t>
@@ -8309,7 +8915,25 @@
         <w:rPr>
           <w:rFonts w:hint="eastAsia"/>
         </w:rPr>
-        <w:t xml:space="preserve">找（大小写不敏感）；命中</w:t>
+        <w:t xml:space="preserve">找（大小写不敏感）：命中多条</w:t>
+      </w:r>
+      <w:r>
+        <w:t xml:space="preserve"> →</w:t>
+      </w:r>
+      <w:r>
+        <w:t xml:space="preserve"> </w:t>
+      </w:r>
+      <w:r>
+        <w:rPr>
+          <w:rStyle w:val="VerbatimChar"/>
+        </w:rPr>
+        <w:t xml:space="preserve">E-SEC-029</w:t>
+      </w:r>
+      <w:r>
+        <w:rPr>
+          <w:rFonts w:hint="eastAsia"/>
+        </w:rPr>
+        <w:t xml:space="preserve">（邮箱歧义）；命中</w:t>
       </w:r>
       <w:r>
         <w:rPr>
@@ -8323,10 +8947,162 @@
         <w:rPr>
           <w:rFonts w:hint="eastAsia"/>
         </w:rPr>
-        <w:t xml:space="preserve">则回填</w:t>
-      </w:r>
-      <w:r>
-        <w:t xml:space="preserve"> </w:t>
+        <w:t xml:space="preserve">则——该用户</w:t>
+      </w:r>
+      <w:r>
+        <w:t xml:space="preserve"> </w:t>
+      </w:r>
+      <w:r>
+        <w:rPr>
+          <w:rStyle w:val="VerbatimChar"/>
+        </w:rPr>
+        <w:t xml:space="preserve">ExternalSubject</w:t>
+      </w:r>
+      <w:r>
+        <w:t xml:space="preserve"> </w:t>
+      </w:r>
+      <w:r>
+        <w:rPr>
+          <w:rFonts w:hint="eastAsia"/>
+        </w:rPr>
+        <w:t xml:space="preserve">为空</w:t>
+      </w:r>
+      <w:r>
+        <w:t xml:space="preserve"> → </w:t>
+      </w:r>
+      <w:r>
+        <w:rPr>
+          <w:rFonts w:hint="eastAsia"/>
+        </w:rPr>
+        <w:t xml:space="preserve">回填</w:t>
+      </w:r>
+      <w:r>
+        <w:t xml:space="preserve"> </w:t>
+      </w:r>
+      <w:r>
+        <w:rPr>
+          <w:rStyle w:val="VerbatimChar"/>
+        </w:rPr>
+        <w:t xml:space="preserve">(ExternalSubject=sub, ExternalProvider=issuer)</w:t>
+      </w:r>
+      <w:r>
+        <w:t xml:space="preserve"> </w:t>
+      </w:r>
+      <w:r>
+        <w:rPr>
+          <w:rFonts w:hint="eastAsia"/>
+        </w:rPr>
+        <w:t xml:space="preserve">链接后用；</w:t>
+      </w:r>
+      <w:r>
+        <w:rPr>
+          <w:rFonts w:hint="eastAsia"/>
+          <w:b/>
+          <w:bCs/>
+        </w:rPr>
+        <w:t xml:space="preserve">非空且</w:t>
+      </w:r>
+      <w:r>
+        <w:rPr>
+          <w:b/>
+          <w:bCs/>
+        </w:rPr>
+        <w:t xml:space="preserve"> </w:t>
+      </w:r>
+      <w:r>
+        <w:rPr>
+          <w:rStyle w:val="VerbatimChar"/>
+          <w:b/>
+          <w:bCs/>
+        </w:rPr>
+        <w:t xml:space="preserve">(ExternalProvider,ExternalSubject)≠(issuer,sub)</w:t>
+      </w:r>
+      <w:r>
+        <w:t xml:space="preserve"> </w:t>
+      </w:r>
+      <w:r>
+        <w:t xml:space="preserve">→</w:t>
+      </w:r>
+      <w:r>
+        <w:t xml:space="preserve"> </w:t>
+      </w:r>
+      <w:r>
+        <w:rPr>
+          <w:rStyle w:val="VerbatimChar"/>
+        </w:rPr>
+        <w:t xml:space="preserve">E-SEC-029</w:t>
+      </w:r>
+      <w:r>
+        <w:rPr>
+          <w:rFonts w:hint="eastAsia"/>
+        </w:rPr>
+        <w:t xml:space="preserve">（账号已绑别的联邦身份，拒绝静默改绑）。</w:t>
+      </w:r>
+      <w:r>
+        <w:t xml:space="preserve"> </w:t>
+      </w:r>
+      <w:r>
+        <w:t xml:space="preserve">- c. </w:t>
+      </w:r>
+      <w:r>
+        <w:rPr>
+          <w:rFonts w:hint="eastAsia"/>
+        </w:rPr>
+        <w:t xml:space="preserve">否则（0</w:t>
+      </w:r>
+      <w:r>
+        <w:t xml:space="preserve"> </w:t>
+      </w:r>
+      <w:r>
+        <w:rPr>
+          <w:rFonts w:hint="eastAsia"/>
+        </w:rPr>
+        <w:t xml:space="preserve">命中）：</w:t>
+      </w:r>
+      <w:r>
+        <w:rPr>
+          <w:rStyle w:val="VerbatimChar"/>
+        </w:rPr>
+        <w:t xml:space="preserve">cfg.AutoProvision==true &amp;&amp; cfg.DefaultRoleId!=null</w:t>
+      </w:r>
+      <w:r>
+        <w:t xml:space="preserve"> </w:t>
+      </w:r>
+      <w:r>
+        <w:t xml:space="preserve">? JIT </w:t>
+      </w:r>
+      <w:r>
+        <w:rPr>
+          <w:rFonts w:hint="eastAsia"/>
+        </w:rPr>
+        <w:t xml:space="preserve">建（</w:t>
+      </w:r>
+      <w:r>
+        <w:rPr>
+          <w:rStyle w:val="VerbatimChar"/>
+        </w:rPr>
+        <w:t xml:space="preserve">UserName</w:t>
+      </w:r>
+      <w:r>
+        <w:t xml:space="preserve">=email/</w:t>
+      </w:r>
+      <w:r>
+        <w:rPr>
+          <w:rStyle w:val="VerbatimChar"/>
+        </w:rPr>
+        <w:t xml:space="preserve">preferred_username</w:t>
+      </w:r>
+      <w:r>
+        <w:t xml:space="preserve">、</w:t>
+      </w:r>
+      <w:r>
+        <w:rPr>
+          <w:rStyle w:val="VerbatimChar"/>
+        </w:rPr>
+        <w:t xml:space="preserve">Email</w:t>
+      </w:r>
+      <w:r>
+        <w:t xml:space="preserve">、</w:t>
       </w:r>
       <w:r>
         <w:rPr>
@@ -8335,110 +9111,13 @@
         <w:t xml:space="preserve">ExternalSubject/Provider</w:t>
       </w:r>
       <w:r>
-        <w:t xml:space="preserve"> </w:t>
-      </w:r>
-      <w:r>
-        <w:rPr>
-          <w:rFonts w:hint="eastAsia"/>
-        </w:rPr>
-        <w:t xml:space="preserve">链接；命中多条</w:t>
-      </w:r>
-      <w:r>
-        <w:t xml:space="preserve"> →</w:t>
-      </w:r>
-      <w:r>
-        <w:t xml:space="preserve"> </w:t>
-      </w:r>
-      <w:r>
-        <w:rPr>
-          <w:rStyle w:val="VerbatimChar"/>
-        </w:rPr>
-        <w:t xml:space="preserve">E-SEC-029</w:t>
-      </w:r>
-      <w:r>
-        <w:t xml:space="preserve">。</w:t>
-      </w:r>
-      <w:r>
-        <w:t xml:space="preserve"> </w:t>
-      </w:r>
-      <w:r>
-        <w:t xml:space="preserve">- c. </w:t>
-      </w:r>
-      <w:r>
-        <w:rPr>
-          <w:rFonts w:hint="eastAsia"/>
-        </w:rPr>
-        <w:t xml:space="preserve">否则</w:t>
-      </w:r>
-      <w:r>
-        <w:t xml:space="preserve"> </w:t>
-      </w:r>
-      <w:r>
-        <w:rPr>
-          <w:rStyle w:val="VerbatimChar"/>
-        </w:rPr>
-        <w:t xml:space="preserve">cfg.AutoProvision</w:t>
-      </w:r>
-      <w:r>
-        <w:t xml:space="preserve"> </w:t>
-      </w:r>
-      <w:r>
-        <w:t xml:space="preserve">? JIT </w:t>
-      </w:r>
-      <w:r>
-        <w:rPr>
-          <w:rFonts w:hint="eastAsia"/>
-        </w:rPr>
-        <w:t xml:space="preserve">建（</w:t>
-      </w:r>
-      <w:r>
-        <w:rPr>
-          <w:rStyle w:val="VerbatimChar"/>
-        </w:rPr>
-        <w:t xml:space="preserve">UserName</w:t>
-      </w:r>
-      <w:r>
-        <w:t xml:space="preserve">=email/</w:t>
-      </w:r>
-      <w:r>
-        <w:rPr>
-          <w:rStyle w:val="VerbatimChar"/>
-        </w:rPr>
-        <w:t xml:space="preserve">preferred_username</w:t>
-      </w:r>
-      <w:r>
         <w:t xml:space="preserve">、</w:t>
       </w:r>
       <w:r>
         <w:rPr>
           <w:rStyle w:val="VerbatimChar"/>
         </w:rPr>
-        <w:t xml:space="preserve">Email</w:t>
-      </w:r>
-      <w:r>
-        <w:t xml:space="preserve">、</w:t>
-      </w:r>
-      <w:r>
-        <w:rPr>
-          <w:rStyle w:val="VerbatimChar"/>
-        </w:rPr>
-        <w:t xml:space="preserve">ExternalSubject/Provider</w:t>
-      </w:r>
-      <w:r>
-        <w:t xml:space="preserve">、</w:t>
-      </w:r>
-      <w:r>
-        <w:rPr>
-          <w:rStyle w:val="VerbatimChar"/>
-        </w:rPr>
-        <w:t xml:space="preserve">RoleId=cfg.DefaultRoleId ?? </w:t>
-      </w:r>
-      <w:r>
-        <w:rPr>
-          <w:rStyle w:val="VerbatimChar"/>
-          <w:rFonts w:hint="eastAsia"/>
-        </w:rPr>
-        <w:t xml:space="preserve">最小权限约定</w:t>
+        <w:t xml:space="preserve">RoleId=cfg.DefaultRoleId</w:t>
       </w:r>
       <w:r>
         <w:rPr>
@@ -8492,64 +9171,87 @@
         <w:t xml:space="preserve">E-SEC-026</w:t>
       </w:r>
       <w:r>
-        <w:t xml:space="preserve">。</w:t>
-      </w:r>
-      <w:r>
-        <w:t xml:space="preserve"> </w:t>
-      </w:r>
-      <w:r>
-        <w:t xml:space="preserve">- d. </w:t>
-      </w:r>
-      <w:r>
-        <w:rPr>
-          <w:rFonts w:hint="eastAsia"/>
-        </w:rPr>
-        <w:t xml:space="preserve">若已存在用户的</w:t>
-      </w:r>
-      <w:r>
-        <w:t xml:space="preserve"> </w:t>
-      </w:r>
-      <w:r>
-        <w:rPr>
-          <w:rStyle w:val="VerbatimChar"/>
-        </w:rPr>
-        <w:t xml:space="preserve">ExternalSubject</w:t>
-      </w:r>
-      <w:r>
-        <w:t xml:space="preserve"> </w:t>
-      </w:r>
-      <w:r>
-        <w:rPr>
-          <w:rFonts w:hint="eastAsia"/>
-        </w:rPr>
-        <w:t xml:space="preserve">非空且</w:t>
-      </w:r>
-      <w:r>
-        <w:t xml:space="preserve"> ≠ </w:t>
-      </w:r>
-      <w:r>
-        <w:rPr>
-          <w:rFonts w:hint="eastAsia"/>
-        </w:rPr>
-        <w:t xml:space="preserve">本次</w:t>
-      </w:r>
-      <w:r>
-        <w:t xml:space="preserve"> sub →</w:t>
-      </w:r>
-      <w:r>
-        <w:t xml:space="preserve"> </w:t>
-      </w:r>
-      <w:r>
-        <w:rPr>
-          <w:rStyle w:val="VerbatimChar"/>
-        </w:rPr>
-        <w:t xml:space="preserve">E-SEC-029</w:t>
-      </w:r>
-      <w:r>
-        <w:rPr>
-          <w:rFonts w:hint="eastAsia"/>
-        </w:rPr>
-        <w:t xml:space="preserve">（账号已绑别的联邦身份）。</w:t>
+        <w:rPr>
+          <w:rFonts w:hint="eastAsia"/>
+        </w:rPr>
+        <w:t xml:space="preserve">（未预置且未开自动供给</w:t>
+      </w:r>
+      <w:r>
+        <w:rPr>
+          <w:rFonts w:hint="eastAsia"/>
+          <w:b/>
+          <w:bCs/>
+        </w:rPr>
+        <w:t xml:space="preserve">或未配</w:t>
+      </w:r>
+      <w:r>
+        <w:rPr>
+          <w:b/>
+          <w:bCs/>
+        </w:rPr>
+        <w:t xml:space="preserve"> </w:t>
+      </w:r>
+      <w:r>
+        <w:rPr>
+          <w:rStyle w:val="VerbatimChar"/>
+          <w:b/>
+          <w:bCs/>
+        </w:rPr>
+        <w:t xml:space="preserve">DefaultRoleId</w:t>
+      </w:r>
+      <w:r>
+        <w:rPr>
+          <w:rFonts w:hint="eastAsia"/>
+        </w:rPr>
+        <w:t xml:space="preserve">——评审</w:t>
+      </w:r>
+      <w:r>
+        <w:t xml:space="preserve"> </w:t>
+      </w:r>
+      <w:r>
+        <w:rPr>
+          <w:rFonts w:hint="eastAsia"/>
+        </w:rPr>
+        <w:t xml:space="preserve">R5：不取隐式”最小权限约定”，必须显式配角色，防误授高权）。</w:t>
+      </w:r>
+      <w:r>
+        <w:t xml:space="preserve"> </w:t>
+      </w:r>
+      <w:r>
+        <w:t xml:space="preserve">- </w:t>
+      </w:r>
+      <w:r>
+        <w:rPr>
+          <w:rFonts w:hint="eastAsia"/>
+        </w:rPr>
+        <w:t xml:space="preserve">（原独立</w:t>
+      </w:r>
+      <w:r>
+        <w:t xml:space="preserve"> step </w:t>
+      </w:r>
+      <w:r>
+        <w:rPr>
+          <w:rFonts w:hint="eastAsia"/>
+        </w:rPr>
+        <w:t xml:space="preserve">d”已绑他</w:t>
+      </w:r>
+      <w:r>
+        <w:t xml:space="preserve"> sub </w:t>
+      </w:r>
+      <w:r>
+        <w:rPr>
+          <w:rFonts w:hint="eastAsia"/>
+        </w:rPr>
+        <w:t xml:space="preserve">冲突”并入</w:t>
+      </w:r>
+      <w:r>
+        <w:t xml:space="preserve"> </w:t>
+      </w:r>
+      <w:r>
+        <w:rPr>
+          <w:rFonts w:hint="eastAsia"/>
+        </w:rPr>
+        <w:t xml:space="preserve">b，删除。）</w:t>
       </w:r>
       <w:r>
         <w:t xml:space="preserve"> </w:t>
@@ -9248,7 +9950,104 @@
         <w:rPr>
           <w:rFonts w:hint="eastAsia"/>
         </w:rPr>
-        <w:t xml:space="preserve">会话）返</w:t>
+        <w:t xml:space="preserve">会话，</w:t>
+      </w:r>
+      <w:r>
+        <w:rPr>
+          <w:rFonts w:hint="eastAsia"/>
+          <w:b/>
+          <w:bCs/>
+        </w:rPr>
+        <w:t xml:space="preserve">已核验当前不存在</w:t>
+      </w:r>
+      <w:r>
+        <w:rPr>
+          <w:b/>
+          <w:bCs/>
+        </w:rPr>
+        <w:t xml:space="preserve"> → </w:t>
+      </w:r>
+      <w:r>
+        <w:rPr>
+          <w:rFonts w:hint="eastAsia"/>
+          <w:b/>
+          <w:bCs/>
+        </w:rPr>
+        <w:t xml:space="preserve">新增；GET</w:t>
+      </w:r>
+      <w:r>
+        <w:rPr>
+          <w:b/>
+          <w:bCs/>
+        </w:rPr>
+        <w:t xml:space="preserve"> </w:t>
+      </w:r>
+      <w:r>
+        <w:rPr>
+          <w:rFonts w:hint="eastAsia"/>
+          <w:b/>
+          <w:bCs/>
+        </w:rPr>
+        <w:t xml:space="preserve">故</w:t>
+      </w:r>
+      <w:r>
+        <w:rPr>
+          <w:b/>
+          <w:bCs/>
+        </w:rPr>
+        <w:t xml:space="preserve"> CSRF </w:t>
+      </w:r>
+      <w:r>
+        <w:rPr>
+          <w:rFonts w:hint="eastAsia"/>
+          <w:b/>
+          <w:bCs/>
+        </w:rPr>
+        <w:t xml:space="preserve">豁免、</w:t>
+      </w:r>
+      <w:r>
+        <w:rPr>
+          <w:rStyle w:val="VerbatimChar"/>
+          <w:b/>
+          <w:bCs/>
+        </w:rPr>
+        <w:t xml:space="preserve">/api/auth</w:t>
+      </w:r>
+      <w:r>
+        <w:rPr>
+          <w:b/>
+          <w:bCs/>
+        </w:rPr>
+        <w:t xml:space="preserve"> </w:t>
+      </w:r>
+      <w:r>
+        <w:rPr>
+          <w:rFonts w:hint="eastAsia"/>
+          <w:b/>
+          <w:bCs/>
+        </w:rPr>
+        <w:t xml:space="preserve">前缀故</w:t>
+      </w:r>
+      <w:r>
+        <w:rPr>
+          <w:b/>
+          <w:bCs/>
+        </w:rPr>
+        <w:t xml:space="preserve"> OperLog </w:t>
+      </w:r>
+      <w:r>
+        <w:rPr>
+          <w:rFonts w:hint="eastAsia"/>
+          <w:b/>
+          <w:bCs/>
+        </w:rPr>
+        <w:t xml:space="preserve">跳过</w:t>
+      </w:r>
+      <w:r>
+        <w:rPr>
+          <w:rFonts w:hint="eastAsia"/>
+        </w:rPr>
+        <w:t xml:space="preserve">）返</w:t>
       </w:r>
       <w:r>
         <w:t xml:space="preserve"> </w:t>
@@ -9378,6 +10177,351 @@
           <w:rFonts w:hint="eastAsia"/>
         </w:rPr>
         <w:t xml:space="preserve">对密码登录亦无害，可前端刷新自愈用。）</w:t>
+      </w:r>
+      <w:r>
+        <w:t xml:space="preserve"> </w:t>
+      </w:r>
+      <w:r>
+        <w:t xml:space="preserve">&gt;</w:t>
+      </w:r>
+      <w:r>
+        <w:t xml:space="preserve"> </w:t>
+      </w:r>
+      <w:r>
+        <w:rPr>
+          <w:rFonts w:hint="eastAsia"/>
+          <w:b/>
+          <w:bCs/>
+        </w:rPr>
+        <w:t xml:space="preserve">评审</w:t>
+      </w:r>
+      <w:r>
+        <w:rPr>
+          <w:b/>
+          <w:bCs/>
+        </w:rPr>
+        <w:t xml:space="preserve"> </w:t>
+      </w:r>
+      <w:r>
+        <w:rPr>
+          <w:rFonts w:hint="eastAsia"/>
+          <w:b/>
+          <w:bCs/>
+        </w:rPr>
+        <w:t xml:space="preserve">R4（SameSite=Strict</w:t>
+      </w:r>
+      <w:r>
+        <w:rPr>
+          <w:b/>
+          <w:bCs/>
+        </w:rPr>
+        <w:t xml:space="preserve"> </w:t>
+      </w:r>
+      <w:r>
+        <w:rPr>
+          <w:rFonts w:hint="eastAsia"/>
+          <w:b/>
+          <w:bCs/>
+        </w:rPr>
+        <w:t xml:space="preserve">健壮性，已核验</w:t>
+      </w:r>
+      <w:r>
+        <w:rPr>
+          <w:b/>
+          <w:bCs/>
+        </w:rPr>
+        <w:t xml:space="preserve"> cp6_at Path=</w:t>
+      </w:r>
+      <w:r>
+        <w:rPr>
+          <w:b/>
+          <w:bCs/>
+        </w:rPr>
+        <w:t xml:space="preserve">“/”</w:t>
+      </w:r>
+      <w:r>
+        <w:rPr>
+          <w:rFonts w:hint="eastAsia"/>
+          <w:b/>
+          <w:bCs/>
+        </w:rPr>
+        <w:t xml:space="preserve">、三</w:t>
+      </w:r>
+      <w:r>
+        <w:rPr>
+          <w:b/>
+          <w:bCs/>
+        </w:rPr>
+        <w:t xml:space="preserve"> Cookie</w:t>
+      </w:r>
+      <w:r>
+        <w:rPr>
+          <w:b/>
+          <w:bCs/>
+        </w:rPr>
+        <w:t xml:space="preserve"> </w:t>
+      </w:r>
+      <w:r>
+        <w:rPr>
+          <w:rStyle w:val="VerbatimChar"/>
+          <w:b/>
+          <w:bCs/>
+        </w:rPr>
+        <w:t xml:space="preserve">SameSite=Same</w:t>
+      </w:r>
+      <w:r>
+        <w:rPr>
+          <w:rFonts w:hint="eastAsia"/>
+          <w:b/>
+          <w:bCs/>
+        </w:rPr>
+        <w:t xml:space="preserve">=默认</w:t>
+      </w:r>
+      <w:r>
+        <w:rPr>
+          <w:b/>
+          <w:bCs/>
+        </w:rPr>
+        <w:t xml:space="preserve"> </w:t>
+      </w:r>
+      <w:r>
+        <w:rPr>
+          <w:rFonts w:hint="eastAsia"/>
+          <w:b/>
+          <w:bCs/>
+        </w:rPr>
+        <w:t xml:space="preserve">Strict）</w:t>
+      </w:r>
+      <w:r>
+        <w:rPr>
+          <w:rFonts w:hint="eastAsia"/>
+        </w:rPr>
+        <w:t xml:space="preserve">：此”落地页中转”设计</w:t>
+      </w:r>
+      <w:r>
+        <w:rPr>
+          <w:rFonts w:hint="eastAsia"/>
+          <w:b/>
+          <w:bCs/>
+        </w:rPr>
+        <w:t xml:space="preserve">刻意规避</w:t>
+      </w:r>
+      <w:r>
+        <w:t xml:space="preserve"> </w:t>
+      </w:r>
+      <w:r>
+        <w:t xml:space="preserve">OIDC </w:t>
+      </w:r>
+      <w:r>
+        <w:rPr>
+          <w:rFonts w:hint="eastAsia"/>
+        </w:rPr>
+        <w:t xml:space="preserve">回调下</w:t>
+      </w:r>
+      <w:r>
+        <w:t xml:space="preserve"> Strict Cookie </w:t>
+      </w:r>
+      <w:r>
+        <w:rPr>
+          <w:rFonts w:hint="eastAsia"/>
+        </w:rPr>
+        <w:t xml:space="preserve">的经典坑——回调以</w:t>
+      </w:r>
+      <w:r>
+        <w:t xml:space="preserve"> 302 </w:t>
+      </w:r>
+      <w:r>
+        <w:rPr>
+          <w:rFonts w:hint="eastAsia"/>
+        </w:rPr>
+        <w:t xml:space="preserve">写</w:t>
+      </w:r>
+      <w:r>
+        <w:t xml:space="preserve"> </w:t>
+      </w:r>
+      <w:r>
+        <w:rPr>
+          <w:rFonts w:hint="eastAsia"/>
+        </w:rPr>
+        <w:t xml:space="preserve">Cookie（写</w:t>
+      </w:r>
+      <w:r>
+        <w:t xml:space="preserve"> Cookie </w:t>
+      </w:r>
+      <w:r>
+        <w:rPr>
+          <w:rFonts w:hint="eastAsia"/>
+        </w:rPr>
+        <w:t xml:space="preserve">与</w:t>
+      </w:r>
+      <w:r>
+        <w:t xml:space="preserve"> SameSite </w:t>
+      </w:r>
+      <w:r>
+        <w:rPr>
+          <w:rFonts w:hint="eastAsia"/>
+        </w:rPr>
+        <w:t xml:space="preserve">无关，恒生效），但</w:t>
+      </w:r>
+      <w:r>
+        <w:t xml:space="preserve"> Cookie </w:t>
+      </w:r>
+      <w:r>
+        <w:rPr>
+          <w:rFonts w:hint="eastAsia"/>
+        </w:rPr>
+        <w:t xml:space="preserve">不在那条</w:t>
+      </w:r>
+      <w:r>
+        <w:rPr>
+          <w:rFonts w:hint="eastAsia"/>
+          <w:b/>
+          <w:bCs/>
+        </w:rPr>
+        <w:t xml:space="preserve">跨站</w:t>
+      </w:r>
+      <w:r>
+        <w:rPr>
+          <w:rFonts w:hint="eastAsia"/>
+        </w:rPr>
+        <w:t xml:space="preserve">导航链上被消费；待</w:t>
+      </w:r>
+      <w:r>
+        <w:t xml:space="preserve"> </w:t>
+      </w:r>
+      <w:r>
+        <w:rPr>
+          <w:rStyle w:val="VerbatimChar"/>
+        </w:rPr>
+        <w:t xml:space="preserve">/sso/landing</w:t>
+      </w:r>
+      <w:r>
+        <w:t xml:space="preserve"> </w:t>
+      </w:r>
+      <w:r>
+        <w:rPr>
+          <w:rFonts w:hint="eastAsia"/>
+        </w:rPr>
+        <w:t xml:space="preserve">静态页加载完，由其</w:t>
+      </w:r>
+      <w:r>
+        <w:t xml:space="preserve"> JS </w:t>
+      </w:r>
+      <w:r>
+        <w:rPr>
+          <w:rFonts w:hint="eastAsia"/>
+        </w:rPr>
+        <w:t xml:space="preserve">发起的</w:t>
+      </w:r>
+      <w:r>
+        <w:t xml:space="preserve"> </w:t>
+      </w:r>
+      <w:r>
+        <w:rPr>
+          <w:rStyle w:val="VerbatimChar"/>
+        </w:rPr>
+        <w:t xml:space="preserve">/api/auth/profile</w:t>
+      </w:r>
+      <w:r>
+        <w:t xml:space="preserve"> </w:t>
+      </w:r>
+      <w:r>
+        <w:rPr>
+          <w:rFonts w:hint="eastAsia"/>
+        </w:rPr>
+        <w:t xml:space="preserve">是</w:t>
+      </w:r>
+      <w:r>
+        <w:rPr>
+          <w:rFonts w:hint="eastAsia"/>
+          <w:b/>
+          <w:bCs/>
+        </w:rPr>
+        <w:t xml:space="preserve">同站</w:t>
+      </w:r>
+      <w:r>
+        <w:rPr>
+          <w:b/>
+          <w:bCs/>
+        </w:rPr>
+        <w:t xml:space="preserve"> XHR</w:t>
+      </w:r>
+      <w:r>
+        <w:rPr>
+          <w:rFonts w:hint="eastAsia"/>
+        </w:rPr>
+        <w:t xml:space="preserve">（</w:t>
+      </w:r>
+      <w:r>
+        <w:rPr>
+          <w:rStyle w:val="VerbatimChar"/>
+        </w:rPr>
+        <w:t xml:space="preserve">withCredentials</w:t>
+      </w:r>
+      <w:r>
+        <w:rPr>
+          <w:rFonts w:hint="eastAsia"/>
+        </w:rPr>
+        <w:t xml:space="preserve">），Strict</w:t>
+      </w:r>
+      <w:r>
+        <w:t xml:space="preserve"> </w:t>
+      </w:r>
+      <w:r>
+        <w:rPr>
+          <w:rFonts w:hint="eastAsia"/>
+        </w:rPr>
+        <w:t xml:space="preserve">放行</w:t>
+      </w:r>
+      <w:r>
+        <w:t xml:space="preserve"> cp6_at。</w:t>
+      </w:r>
+      <w:r>
+        <w:rPr>
+          <w:rFonts w:hint="eastAsia"/>
+          <w:b/>
+          <w:bCs/>
+        </w:rPr>
+        <w:t xml:space="preserve">前提：前端与后端同站</w:t>
+      </w:r>
+      <w:r>
+        <w:rPr>
+          <w:rFonts w:hint="eastAsia"/>
+        </w:rPr>
+        <w:t xml:space="preserve">（已是</w:t>
+      </w:r>
+      <w:r>
+        <w:t xml:space="preserve"> #1 cookie </w:t>
+      </w:r>
+      <w:r>
+        <w:rPr>
+          <w:rFonts w:hint="eastAsia"/>
+        </w:rPr>
+        <w:t xml:space="preserve">认证的既有约束；若未来跨站部署，则全站</w:t>
+      </w:r>
+      <w:r>
+        <w:t xml:space="preserve"> cookie </w:t>
+      </w:r>
+      <w:r>
+        <w:rPr>
+          <w:rFonts w:hint="eastAsia"/>
+        </w:rPr>
+        <w:t xml:space="preserve">认证均需</w:t>
+      </w:r>
+      <w:r>
+        <w:t xml:space="preserve"> </w:t>
+      </w:r>
+      <w:r>
+        <w:rPr>
+          <w:rStyle w:val="VerbatimChar"/>
+        </w:rPr>
+        <w:t xml:space="preserve">SameSite=None;Secure</w:t>
+      </w:r>
+      <w:r>
+        <w:rPr>
+          <w:rFonts w:hint="eastAsia"/>
+        </w:rPr>
+        <w:t xml:space="preserve">，超出本期）。</w:t>
       </w:r>
     </w:p>
     <w:bookmarkEnd w:id="21"/>
@@ -10117,7 +11261,16 @@
               <w:rPr>
                 <w:rFonts w:hint="eastAsia"/>
               </w:rPr>
-              <w:t xml:space="preserve">用户未预置且未开启自动供给</w:t>
+              <w:t xml:space="preserve">用户未预置，且未开自动供给或未配</w:t>
+            </w:r>
+            <w:r>
+              <w:t xml:space="preserve"> </w:t>
+            </w:r>
+            <w:r>
+              <w:rPr>
+                <w:rFonts w:hint="eastAsia"/>
+              </w:rPr>
+              <w:t xml:space="preserve">DefaultRoleId（R5）</w:t>
             </w:r>
           </w:p>
         </w:tc>
@@ -10313,61 +11466,238 @@
         <w:rPr>
           <w:rFonts w:hint="eastAsia"/>
         </w:rPr>
-        <w:t xml:space="preserve">追加（接</w:t>
-      </w:r>
-      <w:r>
+        <w:t xml:space="preserve">追加</w:t>
+      </w:r>
+      <w:r>
+        <w:t xml:space="preserve"> </w:t>
+      </w:r>
+      <w:r>
+        <w:rPr>
+          <w:rStyle w:val="VerbatimChar"/>
+        </w:rPr>
+        <w:t xml:space="preserve">SsoLoginSuccess=15</w:t>
+      </w:r>
+      <w:r>
+        <w:t xml:space="preserve">、</w:t>
+      </w:r>
+      <w:r>
+        <w:rPr>
+          <w:rStyle w:val="VerbatimChar"/>
+        </w:rPr>
+        <w:t xml:space="preserve">SsoLoginFailed=16</w:t>
+      </w:r>
+      <w:r>
+        <w:t xml:space="preserve">、</w:t>
+      </w:r>
+      <w:r>
+        <w:rPr>
+          <w:rStyle w:val="VerbatimChar"/>
+        </w:rPr>
+        <w:t xml:space="preserve">SsoUserProvisioned=17</w:t>
+      </w:r>
+      <w:r>
+        <w:t xml:space="preserve">、</w:t>
+      </w:r>
+      <w:r>
+        <w:rPr>
+          <w:rStyle w:val="VerbatimChar"/>
+        </w:rPr>
+        <w:t xml:space="preserve">SsoConfigChanged=18</w:t>
+      </w:r>
+      <w:r>
+        <w:t xml:space="preserve">。</w:t>
+      </w:r>
+      <w:r>
+        <w:rPr>
+          <w:rFonts w:hint="eastAsia"/>
+          <w:b/>
+          <w:bCs/>
+        </w:rPr>
+        <w:t xml:space="preserve">评审</w:t>
+      </w:r>
+      <w:r>
+        <w:rPr>
+          <w:b/>
+          <w:bCs/>
+        </w:rPr>
+        <w:t xml:space="preserve"> </w:t>
+      </w:r>
+      <w:r>
+        <w:rPr>
+          <w:rFonts w:hint="eastAsia"/>
+          <w:b/>
+          <w:bCs/>
+        </w:rPr>
+        <w:t xml:space="preserve">R1：现状枚举仅</w:t>
+      </w:r>
+      <w:r>
+        <w:rPr>
+          <w:b/>
+          <w:bCs/>
+        </w:rPr>
+        <w:t xml:space="preserve"> </w:t>
+      </w:r>
+      <w:r>
+        <w:rPr>
+          <w:rFonts w:hint="eastAsia"/>
+          <w:b/>
+          <w:bCs/>
+        </w:rPr>
+        <w:t xml:space="preserve">1~8（已核验，#2</w:t>
+      </w:r>
+      <w:r>
+        <w:rPr>
+          <w:b/>
+          <w:bCs/>
+        </w:rPr>
         <w:t xml:space="preserve"> 2FA </w:t>
       </w:r>
       <w:r>
         <w:rPr>
           <w:rFonts w:hint="eastAsia"/>
-        </w:rPr>
-        <w:t xml:space="preserve">的</w:t>
-      </w:r>
-      <w:r>
-        <w:t xml:space="preserve"> 14 </w:t>
-      </w:r>
-      <w:r>
-        <w:rPr>
-          <w:rFonts w:hint="eastAsia"/>
-        </w:rPr>
-        <w:t xml:space="preserve">后）：</w:t>
-      </w:r>
-      <w:r>
-        <w:rPr>
-          <w:rStyle w:val="VerbatimChar"/>
-        </w:rPr>
-        <w:t xml:space="preserve">SsoLoginSuccess=15</w:t>
-      </w:r>
-      <w:r>
-        <w:t xml:space="preserve">、</w:t>
-      </w:r>
-      <w:r>
-        <w:rPr>
-          <w:rStyle w:val="VerbatimChar"/>
-        </w:rPr>
-        <w:t xml:space="preserve">SsoLoginFailed=16</w:t>
-      </w:r>
-      <w:r>
-        <w:t xml:space="preserve">、</w:t>
-      </w:r>
-      <w:r>
-        <w:rPr>
-          <w:rStyle w:val="VerbatimChar"/>
-        </w:rPr>
-        <w:t xml:space="preserve">SsoUserProvisioned=17</w:t>
-      </w:r>
-      <w:r>
-        <w:t xml:space="preserve">、</w:t>
-      </w:r>
-      <w:r>
-        <w:rPr>
-          <w:rStyle w:val="VerbatimChar"/>
-        </w:rPr>
-        <w:t xml:space="preserve">SsoConfigChanged=18</w:t>
-      </w:r>
-      <w:r>
-        <w:t xml:space="preserve">。</w:t>
+          <w:b/>
+          <w:bCs/>
+        </w:rPr>
+        <w:t xml:space="preserve">未落码</w:t>
+      </w:r>
+      <w:r>
+        <w:rPr>
+          <w:b/>
+          <w:bCs/>
+        </w:rPr>
+        <w:t xml:space="preserve"> → 9~14 </w:t>
+      </w:r>
+      <w:r>
+        <w:rPr>
+          <w:rFonts w:hint="eastAsia"/>
+          <w:b/>
+          <w:bCs/>
+        </w:rPr>
+        <w:t xml:space="preserve">不存在）。SSO</w:t>
+      </w:r>
+      <w:r>
+        <w:rPr>
+          <w:b/>
+          <w:bCs/>
+        </w:rPr>
+        <w:t xml:space="preserve"> </w:t>
+      </w:r>
+      <w:r>
+        <w:rPr>
+          <w:rFonts w:hint="eastAsia"/>
+          <w:b/>
+          <w:bCs/>
+        </w:rPr>
+        <w:t xml:space="preserve">仍占</w:t>
+      </w:r>
+      <w:r>
+        <w:rPr>
+          <w:b/>
+          <w:bCs/>
+        </w:rPr>
+        <w:t xml:space="preserve"> </w:t>
+      </w:r>
+      <w:r>
+        <w:rPr>
+          <w:rFonts w:hint="eastAsia"/>
+          <w:b/>
+          <w:bCs/>
+        </w:rPr>
+        <w:t xml:space="preserve">15~18，刻意保留</w:t>
+      </w:r>
+      <w:r>
+        <w:rPr>
+          <w:b/>
+          <w:bCs/>
+        </w:rPr>
+        <w:t xml:space="preserve"> 9~14 </w:t>
+      </w:r>
+      <w:r>
+        <w:rPr>
+          <w:rFonts w:hint="eastAsia"/>
+          <w:b/>
+          <w:bCs/>
+        </w:rPr>
+        <w:t xml:space="preserve">给</w:t>
+      </w:r>
+      <w:r>
+        <w:rPr>
+          <w:b/>
+          <w:bCs/>
+        </w:rPr>
+        <w:t xml:space="preserve"> #2</w:t>
+      </w:r>
+      <w:r>
+        <w:t xml:space="preserve">——#3 </w:t>
+      </w:r>
+      <w:r>
+        <w:rPr>
+          <w:rFonts w:hint="eastAsia"/>
+        </w:rPr>
+        <w:t xml:space="preserve">自洽：若</w:t>
+      </w:r>
+      <w:r>
+        <w:t xml:space="preserve"> #3 </w:t>
+      </w:r>
+      <w:r>
+        <w:rPr>
+          <w:rFonts w:hint="eastAsia"/>
+        </w:rPr>
+        <w:t xml:space="preserve">先于</w:t>
+      </w:r>
+      <w:r>
+        <w:t xml:space="preserve"> #2 </w:t>
+      </w:r>
+      <w:r>
+        <w:rPr>
+          <w:rFonts w:hint="eastAsia"/>
+        </w:rPr>
+        <w:t xml:space="preserve">落码，9~14</w:t>
+      </w:r>
+      <w:r>
+        <w:t xml:space="preserve"> </w:t>
+      </w:r>
+      <w:r>
+        <w:rPr>
+          <w:rFonts w:hint="eastAsia"/>
+        </w:rPr>
+        <w:t xml:space="preserve">为无害空缺；#3</w:t>
+      </w:r>
+      <w:r>
+        <w:t xml:space="preserve"> </w:t>
+      </w:r>
+      <w:r>
+        <w:rPr>
+          <w:rFonts w:hint="eastAsia"/>
+        </w:rPr>
+        <w:t xml:space="preserve">实现时只追加</w:t>
+      </w:r>
+      <w:r>
+        <w:t xml:space="preserve"> </w:t>
+      </w:r>
+      <w:r>
+        <w:rPr>
+          <w:rFonts w:hint="eastAsia"/>
+        </w:rPr>
+        <w:t xml:space="preserve">15~18（与</w:t>
+      </w:r>
+      <w:r>
+        <w:t xml:space="preserve"> 2FA spec </w:t>
+      </w:r>
+      <w:r>
+        <w:rPr>
+          <w:rFonts w:hint="eastAsia"/>
+        </w:rPr>
+        <w:t xml:space="preserve">已分配的</w:t>
+      </w:r>
+      <w:r>
+        <w:t xml:space="preserve"> 9~14 </w:t>
+      </w:r>
+      <w:r>
+        <w:rPr>
+          <w:rFonts w:hint="eastAsia"/>
+        </w:rPr>
+        <w:t xml:space="preserve">不冲突）。</w:t>
       </w:r>
     </w:p>
     <w:bookmarkEnd w:id="25"/>
@@ -11179,13 +12509,159 @@
         <w:t xml:space="preserve">public SsoOptions Sso { get; set; } = new();</w:t>
       </w:r>
       <w:r>
+        <w:rPr>
+          <w:rFonts w:hint="eastAsia"/>
+        </w:rPr>
+        <w:t xml:space="preserve">（已核验现有</w:t>
+      </w:r>
+      <w:r>
+        <w:t xml:space="preserve"> Password/Lockout/Token/Cookie/Csrf/TwoFactor </w:t>
+      </w:r>
+      <w:r>
+        <w:rPr>
+          <w:rFonts w:hint="eastAsia"/>
+        </w:rPr>
+        <w:t xml:space="preserve">六段，</w:t>
+      </w:r>
+      <w:r>
+        <w:rPr>
+          <w:rStyle w:val="VerbatimChar"/>
+        </w:rPr>
+        <w:t xml:space="preserve">TwoFactor</w:t>
+      </w:r>
+      <w:r>
+        <w:t xml:space="preserve"> </w:t>
+      </w:r>
+      <w:r>
+        <w:rPr>
+          <w:rFonts w:hint="eastAsia"/>
+        </w:rPr>
+        <w:t xml:space="preserve">由</w:t>
+      </w:r>
+      <w:r>
+        <w:t xml:space="preserve"> 2FA T1 </w:t>
+      </w:r>
+      <w:r>
+        <w:rPr>
+          <w:rFonts w:hint="eastAsia"/>
+        </w:rPr>
+        <w:t xml:space="preserve">已落、本子项目加</w:t>
+      </w:r>
+      <w:r>
+        <w:t xml:space="preserve"> </w:t>
+      </w:r>
+      <w:r>
+        <w:rPr>
+          <w:rStyle w:val="VerbatimChar"/>
+        </w:rPr>
+        <w:t xml:space="preserve">Sso</w:t>
+      </w:r>
+      <w:r>
+        <w:t xml:space="preserve"> </w:t>
+      </w:r>
+      <w:r>
+        <w:rPr>
+          <w:rFonts w:hint="eastAsia"/>
+        </w:rPr>
+        <w:t xml:space="preserve">第七段）。</w:t>
+      </w:r>
+      <w:r>
+        <w:rPr>
+          <w:rStyle w:val="VerbatimChar"/>
+        </w:rPr>
+        <w:t xml:space="preserve">appsettings.json</w:t>
+      </w:r>
+      <w:r>
+        <w:t xml:space="preserve"> </w:t>
+      </w:r>
+      <w:r>
+        <w:rPr>
+          <w:rFonts w:hint="eastAsia"/>
+        </w:rPr>
+        <w:t xml:space="preserve">的</w:t>
+      </w:r>
+      <w:r>
+        <w:t xml:space="preserve"> </w:t>
+      </w:r>
+      <w:r>
+        <w:rPr>
+          <w:rStyle w:val="VerbatimChar"/>
+        </w:rPr>
+        <w:t xml:space="preserve">Security</w:t>
+      </w:r>
+      <w:r>
+        <w:t xml:space="preserve"> </w:t>
+      </w:r>
+      <w:r>
+        <w:rPr>
+          <w:rFonts w:hint="eastAsia"/>
+        </w:rPr>
+        <w:t xml:space="preserve">段加</w:t>
+      </w:r>
+      <w:r>
+        <w:t xml:space="preserve"> </w:t>
+      </w:r>
+      <w:r>
+        <w:rPr>
+          <w:rStyle w:val="VerbatimChar"/>
+        </w:rPr>
+        <w:t xml:space="preserve">"Sso": { ... }</w:t>
+      </w:r>
+      <w:r>
         <w:t xml:space="preserve">。</w:t>
       </w:r>
       <w:r>
         <w:rPr>
-          <w:rStyle w:val="VerbatimChar"/>
-        </w:rPr>
-        <w:t xml:space="preserve">appsettings.json</w:t>
+          <w:rFonts w:hint="eastAsia"/>
+          <w:b/>
+          <w:bCs/>
+        </w:rPr>
+        <w:t xml:space="preserve">DataProtection（评审</w:t>
+      </w:r>
+      <w:r>
+        <w:rPr>
+          <w:b/>
+          <w:bCs/>
+        </w:rPr>
+        <w:t xml:space="preserve"> </w:t>
+      </w:r>
+      <w:r>
+        <w:rPr>
+          <w:rFonts w:hint="eastAsia"/>
+          <w:b/>
+          <w:bCs/>
+        </w:rPr>
+        <w:t xml:space="preserve">R7）：显式</w:t>
+      </w:r>
+      <w:r>
+        <w:rPr>
+          <w:b/>
+          <w:bCs/>
+        </w:rPr>
+        <w:t xml:space="preserve"> </w:t>
+      </w:r>
+      <w:r>
+        <w:rPr>
+          <w:rStyle w:val="VerbatimChar"/>
+          <w:b/>
+          <w:bCs/>
+        </w:rPr>
+        <w:t xml:space="preserve">builder.Services.AddDataProtection()</w:t>
+      </w:r>
+      <w:r>
+        <w:rPr>
+          <w:rFonts w:hint="eastAsia"/>
+        </w:rPr>
+        <w:t xml:space="preserve">——纯</w:t>
+      </w:r>
+      <w:r>
+        <w:t xml:space="preserve"> </w:t>
+      </w:r>
+      <w:r>
+        <w:rPr>
+          <w:rStyle w:val="VerbatimChar"/>
+        </w:rPr>
+        <w:t xml:space="preserve">AddControllers</w:t>
       </w:r>
       <w:r>
         <w:t xml:space="preserve"> </w:t>
@@ -11197,46 +12673,13 @@
         <w:t xml:space="preserve">的</w:t>
       </w:r>
       <w:r>
-        <w:t xml:space="preserve"> </w:t>
-      </w:r>
-      <w:r>
-        <w:rPr>
-          <w:rStyle w:val="VerbatimChar"/>
-        </w:rPr>
-        <w:t xml:space="preserve">Security</w:t>
-      </w:r>
-      <w:r>
-        <w:t xml:space="preserve"> </w:t>
-      </w:r>
-      <w:r>
-        <w:rPr>
-          <w:rFonts w:hint="eastAsia"/>
-        </w:rPr>
-        <w:t xml:space="preserve">段加</w:t>
-      </w:r>
-      <w:r>
-        <w:t xml:space="preserve"> </w:t>
-      </w:r>
-      <w:r>
-        <w:rPr>
-          <w:rStyle w:val="VerbatimChar"/>
-        </w:rPr>
-        <w:t xml:space="preserve">"Sso": { ... }</w:t>
-      </w:r>
-      <w:r>
-        <w:rPr>
-          <w:rFonts w:hint="eastAsia"/>
-        </w:rPr>
-        <w:t xml:space="preserve">。DataProtection：ASP.NET</w:t>
-      </w:r>
-      <w:r>
-        <w:t xml:space="preserve"> </w:t>
-      </w:r>
-      <w:r>
-        <w:rPr>
-          <w:rFonts w:hint="eastAsia"/>
-        </w:rPr>
-        <w:t xml:space="preserve">默认已注册</w:t>
+        <w:t xml:space="preserve"> Web API </w:t>
+      </w:r>
+      <w:r>
+        <w:rPr>
+          <w:rFonts w:hint="eastAsia"/>
+        </w:rPr>
+        <w:t xml:space="preserve">不保证自动注册</w:t>
       </w:r>
       <w:r>
         <w:t xml:space="preserve"> </w:t>
@@ -11251,16 +12694,58 @@
         <w:rPr>
           <w:rFonts w:hint="eastAsia"/>
         </w:rPr>
-        <w:t xml:space="preserve">（生产建议持久化密钥环到统一存储，见</w:t>
-      </w:r>
-      <w:r>
-        <w:t xml:space="preserve"> </w:t>
-      </w:r>
-      <w:r>
-        <w:rPr>
-          <w:rFonts w:hint="eastAsia"/>
-        </w:rPr>
-        <w:t xml:space="preserve">§9）。</w:t>
+        <w:t xml:space="preserve">（已核验全仓当前无</w:t>
+      </w:r>
+      <w:r>
+        <w:t xml:space="preserve"> </w:t>
+      </w:r>
+      <w:r>
+        <w:rPr>
+          <w:rStyle w:val="VerbatimChar"/>
+        </w:rPr>
+        <w:t xml:space="preserve">AddDataProtection</w:t>
+      </w:r>
+      <w:r>
+        <w:rPr>
+          <w:rFonts w:hint="eastAsia"/>
+        </w:rPr>
+        <w:t xml:space="preserve">、无</w:t>
+      </w:r>
+      <w:r>
+        <w:t xml:space="preserve"> </w:t>
+      </w:r>
+      <w:r>
+        <w:rPr>
+          <w:rStyle w:val="VerbatimChar"/>
+        </w:rPr>
+        <w:t xml:space="preserve">IDataProtectionProvider</w:t>
+      </w:r>
+      <w:r>
+        <w:t xml:space="preserve"> </w:t>
+      </w:r>
+      <w:r>
+        <w:rPr>
+          <w:rFonts w:hint="eastAsia"/>
+        </w:rPr>
+        <w:t xml:space="preserve">用法），ClientSecret</w:t>
+      </w:r>
+      <w:r>
+        <w:t xml:space="preserve"> </w:t>
+      </w:r>
+      <w:r>
+        <w:rPr>
+          <w:rFonts w:hint="eastAsia"/>
+        </w:rPr>
+        <w:t xml:space="preserve">加解密依赖它，故不依赖”默认已注册”（生产持久化密钥环见</w:t>
+      </w:r>
+      <w:r>
+        <w:t xml:space="preserve"> </w:t>
+      </w:r>
+      <w:r>
+        <w:rPr>
+          <w:rFonts w:hint="eastAsia"/>
+        </w:rPr>
+        <w:t xml:space="preserve">§10）。</w:t>
       </w:r>
       <w:r>
         <w:rPr>
@@ -11357,7 +12842,55 @@
         <w:rPr>
           <w:rFonts w:hint="eastAsia"/>
         </w:rPr>
-        <w:t xml:space="preserve">授权加固块）：菜单</w:t>
+        <w:t xml:space="preserve">授权加固块；菜单</w:t>
+      </w:r>
+      <w:r>
+        <w:t xml:space="preserve"> 114 </w:t>
+      </w:r>
+      <w:r>
+        <w:rPr>
+          <w:rFonts w:hint="eastAsia"/>
+        </w:rPr>
+        <w:t xml:space="preserve">安全日志/115</w:t>
+      </w:r>
+      <w:r>
+        <w:t xml:space="preserve"> </w:t>
+      </w:r>
+      <w:r>
+        <w:rPr>
+          <w:rFonts w:hint="eastAsia"/>
+        </w:rPr>
+        <w:t xml:space="preserve">字段审计已占</w:t>
+      </w:r>
+      <w:r>
+        <w:t xml:space="preserve"> → SSO </w:t>
+      </w:r>
+      <w:r>
+        <w:rPr>
+          <w:rFonts w:hint="eastAsia"/>
+        </w:rPr>
+        <w:t xml:space="preserve">用</w:t>
+      </w:r>
+      <w:r>
+        <w:rPr>
+          <w:rFonts w:hint="eastAsia"/>
+          <w:b/>
+          <w:bCs/>
+        </w:rPr>
+        <w:t xml:space="preserve">下一个未占</w:t>
+      </w:r>
+      <w:r>
+        <w:rPr>
+          <w:b/>
+          <w:bCs/>
+        </w:rPr>
+        <w:t xml:space="preserve"> MenuId</w:t>
+      </w:r>
+      <w:r>
+        <w:rPr>
+          <w:rFonts w:hint="eastAsia"/>
+        </w:rPr>
+        <w:t xml:space="preserve">，落码前核对）：菜单</w:t>
       </w:r>
       <w:r>
         <w:t xml:space="preserve"> </w:t>
@@ -11387,7 +12920,64 @@
         <w:rPr>
           <w:rFonts w:hint="eastAsia"/>
         </w:rPr>
-        <w:t xml:space="preserve">，ParentId=100，Icon=Key）；</w:t>
+        <w:t xml:space="preserve">，ParentId=100，Icon=Key）；MenuKey</w:t>
+      </w:r>
+      <w:r>
+        <w:t xml:space="preserve"> </w:t>
+      </w:r>
+      <w:r>
+        <w:rPr>
+          <w:rFonts w:hint="eastAsia"/>
+        </w:rPr>
+        <w:t xml:space="preserve">回填</w:t>
+      </w:r>
+      <w:r>
+        <w:t xml:space="preserve"> =</w:t>
+      </w:r>
+      <w:r>
+        <w:t xml:space="preserve"> </w:t>
+      </w:r>
+      <w:r>
+        <w:rPr>
+          <w:rStyle w:val="VerbatimChar"/>
+        </w:rPr>
+        <w:t xml:space="preserve">RoutePath.Trim('/').Replace('/','-')</w:t>
+      </w:r>
+      <w:r>
+        <w:t xml:space="preserve"> </w:t>
+      </w:r>
+      <w:r>
+        <w:t xml:space="preserve">→</w:t>
+      </w:r>
+      <w:r>
+        <w:t xml:space="preserve"> </w:t>
+      </w:r>
+      <w:r>
+        <w:rPr>
+          <w:rStyle w:val="VerbatimChar"/>
+        </w:rPr>
+        <w:t xml:space="preserve">sys-sso-config</w:t>
+      </w:r>
+      <w:r>
+        <w:rPr>
+          <w:rFonts w:hint="eastAsia"/>
+        </w:rPr>
+        <w:t xml:space="preserve">，故</w:t>
+      </w:r>
+      <w:r>
+        <w:t xml:space="preserve"> </w:t>
+      </w:r>
+      <w:r>
+        <w:rPr>
+          <w:rStyle w:val="VerbatimChar"/>
+        </w:rPr>
+        <w:t xml:space="preserve">[RequirePermission("sys-sso-config", …)]</w:t>
+      </w:r>
+      <w:r>
+        <w:rPr>
+          <w:rFonts w:hint="eastAsia"/>
+        </w:rPr>
+        <w:t xml:space="preserve">；</w:t>
       </w:r>
       <w:r>
         <w:rPr>
@@ -11426,22 +13016,19 @@
         <w:rPr>
           <w:rFonts w:hint="eastAsia"/>
         </w:rPr>
-        <w:t xml:space="preserve">RoleId=1；</w:t>
-      </w:r>
-      <w:r>
-        <w:rPr>
-          <w:rStyle w:val="VerbatimChar"/>
-        </w:rPr>
-        <w:t xml:space="preserve">MenuKey</w:t>
-      </w:r>
-      <w:r>
-        <w:t xml:space="preserve"> </w:t>
-      </w:r>
-      <w:r>
-        <w:rPr>
-          <w:rFonts w:hint="eastAsia"/>
-        </w:rPr>
-        <w:t xml:space="preserve">回填。</w:t>
+        <w:t xml:space="preserve">RoleId=1；补</w:t>
+      </w:r>
+      <w:r>
+        <w:t xml:space="preserve"> </w:t>
+      </w:r>
+      <w:r>
+        <w:rPr>
+          <w:rStyle w:val="VerbatimChar"/>
+        </w:rPr>
+        <w:t xml:space="preserve">Sys_RoleMenu(RoleId=1, MenuId)</w:t>
+      </w:r>
+      <w:r>
+        <w:t xml:space="preserve">。</w:t>
       </w:r>
     </w:p>
     <w:p>
@@ -11528,14 +13115,84 @@
       <w:r>
         <w:rPr>
           <w:rStyle w:val="VerbatimChar"/>
+          <w:b/>
+          <w:bCs/>
         </w:rPr>
         <w:t xml:space="preserve">AddDataProtection()</w:t>
       </w:r>
       <w:r>
         <w:rPr>
           <w:rFonts w:hint="eastAsia"/>
-        </w:rPr>
-        <w:t xml:space="preserve">（若未注册）。</w:t>
+          <w:b/>
+          <w:bCs/>
+        </w:rPr>
+        <w:t xml:space="preserve">（R7：显式注册，不假设默认）</w:t>
+      </w:r>
+      <w:r>
+        <w:t xml:space="preserve">。SSO </w:t>
+      </w:r>
+      <w:r>
+        <w:rPr>
+          <w:rFonts w:hint="eastAsia"/>
+        </w:rPr>
+        <w:t xml:space="preserve">端点入</w:t>
+      </w:r>
+      <w:r>
+        <w:t xml:space="preserve"> </w:t>
+      </w:r>
+      <w:r>
+        <w:rPr>
+          <w:rStyle w:val="VerbatimChar"/>
+        </w:rPr>
+        <w:t xml:space="preserve">AuthController</w:t>
+      </w:r>
+      <w:r>
+        <w:rPr>
+          <w:rFonts w:hint="eastAsia"/>
+        </w:rPr>
+        <w:t xml:space="preserve">（复用</w:t>
+      </w:r>
+      <w:r>
+        <w:t xml:space="preserve"> </w:t>
+      </w:r>
+      <w:r>
+        <w:rPr>
+          <w:rStyle w:val="VerbatimChar"/>
+        </w:rPr>
+        <w:t xml:space="preserve">BuildAccessToken</w:t>
+      </w:r>
+      <w:r>
+        <w:rPr>
+          <w:rFonts w:hint="eastAsia"/>
+        </w:rPr>
+        <w:t xml:space="preserve">/登录完成助手），故其构造再注入</w:t>
+      </w:r>
+      <w:r>
+        <w:t xml:space="preserve"> </w:t>
+      </w:r>
+      <w:r>
+        <w:rPr>
+          <w:rStyle w:val="VerbatimChar"/>
+        </w:rPr>
+        <w:t xml:space="preserve">ITenantSsoConfigService</w:t>
+      </w:r>
+      <w:r>
+        <w:t xml:space="preserve">/</w:t>
+      </w:r>
+      <w:r>
+        <w:rPr>
+          <w:rStyle w:val="VerbatimChar"/>
+        </w:rPr>
+        <w:t xml:space="preserve">ISsoService</w:t>
+      </w:r>
+      <w:r>
+        <w:t xml:space="preserve"> </w:t>
+      </w:r>
+      <w:r>
+        <w:rPr>
+          <w:rFonts w:hint="eastAsia"/>
+        </w:rPr>
+        <w:t xml:space="preserve">两服务。</w:t>
       </w:r>
     </w:p>
     <w:p>
@@ -11625,36 +13282,55 @@
       </w:r>
       <w:r>
         <w:rPr>
-          <w:rStyle w:val="VerbatimChar"/>
-        </w:rPr>
-        <w:t xml:space="preserve">TenantUniqueIndex</w:t>
-      </w:r>
-      <w:r>
-        <w:t xml:space="preserve"> </w:t>
-      </w:r>
-      <w:r>
-        <w:rPr>
-          <w:rFonts w:hint="eastAsia"/>
-        </w:rPr>
-        <w:t xml:space="preserve">守卫白名单登记</w:t>
-      </w:r>
-      <w:r>
-        <w:t xml:space="preserve"> </w:t>
-      </w:r>
-      <w:r>
-        <w:rPr>
-          <w:rStyle w:val="VerbatimChar"/>
-        </w:rPr>
-        <w:t xml:space="preserve">Sys_TenantSsoConfigs</w:t>
-      </w:r>
-      <w:r>
-        <w:t xml:space="preserve"> </w:t>
-      </w:r>
-      <w:r>
-        <w:rPr>
-          <w:rFonts w:hint="eastAsia"/>
-        </w:rPr>
-        <w:t xml:space="preserve">的</w:t>
+          <w:rFonts w:hint="eastAsia"/>
+          <w:b/>
+          <w:bCs/>
+        </w:rPr>
+        <w:t xml:space="preserve">评审</w:t>
+      </w:r>
+      <w:r>
+        <w:rPr>
+          <w:b/>
+          <w:bCs/>
+        </w:rPr>
+        <w:t xml:space="preserve"> </w:t>
+      </w:r>
+      <w:r>
+        <w:rPr>
+          <w:rFonts w:hint="eastAsia"/>
+          <w:b/>
+          <w:bCs/>
+        </w:rPr>
+        <w:t xml:space="preserve">R6：</w:t>
+      </w:r>
+      <w:r>
+        <w:rPr>
+          <w:rStyle w:val="VerbatimChar"/>
+          <w:b/>
+          <w:bCs/>
+        </w:rPr>
+        <w:t xml:space="preserve">(TenantId)</w:t>
+      </w:r>
+      <w:r>
+        <w:rPr>
+          <w:b/>
+          <w:bCs/>
+        </w:rPr>
+        <w:t xml:space="preserve"> </w:t>
+      </w:r>
+      <w:r>
+        <w:rPr>
+          <w:rFonts w:hint="eastAsia"/>
+          <w:b/>
+          <w:bCs/>
+        </w:rPr>
+        <w:t xml:space="preserve">单列唯一索引无需白名单</w:t>
+      </w:r>
+      <w:r>
+        <w:rPr>
+          <w:rFonts w:hint="eastAsia"/>
+        </w:rPr>
+        <w:t xml:space="preserve">（反射批量对已含</w:t>
       </w:r>
       <w:r>
         <w:t xml:space="preserve"> TenantId </w:t>
@@ -11663,7 +13339,16 @@
         <w:rPr>
           <w:rFonts w:hint="eastAsia"/>
         </w:rPr>
-        <w:t xml:space="preserve">唯一索引（每租户一行）。</w:t>
+        <w:t xml:space="preserve">的索引原样跳过，见</w:t>
+      </w:r>
+      <w:r>
+        <w:t xml:space="preserve"> </w:t>
+      </w:r>
+      <w:r>
+        <w:rPr>
+          <w:rFonts w:hint="eastAsia"/>
+        </w:rPr>
+        <w:t xml:space="preserve">§2.4）。</w:t>
       </w:r>
     </w:p>
     <w:bookmarkEnd w:id="27"/>
@@ -13135,6 +14820,1891 @@
         <w:t xml:space="preserve">协议支持（独立子项目）。</w:t>
       </w:r>
     </w:p>
+    <w:bookmarkEnd w:id="33"/>
+    <w:bookmarkStart w:id="34" w:name="Xc4a5c37e8320b138dc60b9cd90629f958e38ad0"/>
+    <w:p>
+      <w:pPr>
+        <w:pStyle w:val="Heading2"/>
+      </w:pPr>
+      <w:r>
+        <w:t xml:space="preserve">§11 </w:t>
+      </w:r>
+      <w:r>
+        <w:rPr>
+          <w:rFonts w:hint="eastAsia"/>
+        </w:rPr>
+        <w:t xml:space="preserve">定稿评审修订（2026-06-23，8</w:t>
+      </w:r>
+      <w:r>
+        <w:t xml:space="preserve"> </w:t>
+      </w:r>
+      <w:r>
+        <w:rPr>
+          <w:rFonts w:hint="eastAsia"/>
+        </w:rPr>
+        <w:t xml:space="preserve">点；锚点经</w:t>
+      </w:r>
+      <w:r>
+        <w:t xml:space="preserve"> 3 </w:t>
+      </w:r>
+      <w:r>
+        <w:rPr>
+          <w:rFonts w:hint="eastAsia"/>
+        </w:rPr>
+        <w:t xml:space="preserve">个只读</w:t>
+      </w:r>
+      <w:r>
+        <w:t xml:space="preserve"> subagent </w:t>
+      </w:r>
+      <w:r>
+        <w:rPr>
+          <w:rFonts w:hint="eastAsia"/>
+        </w:rPr>
+        <w:t xml:space="preserve">核验实代码）</w:t>
+      </w:r>
+    </w:p>
+    <w:tbl>
+      <w:tblPr>
+        <w:tblStyle w:val="Table"/>
+        <w:tblW w:type="pct" w:w="5000"/>
+        <w:tblLayout w:type="fixed"/>
+        <w:tblLook w:firstRow="1" w:lastRow="0" w:firstColumn="0" w:lastColumn="0" w:noHBand="0" w:noVBand="0" w:val="0020"/>
+      </w:tblPr>
+      <w:tblGrid>
+        <w:gridCol w:w="1584"/>
+        <w:gridCol w:w="3168"/>
+        <w:gridCol w:w="3168"/>
+      </w:tblGrid>
+      <w:tr>
+        <w:trPr>
+          <w:tblHeader w:val="on"/>
+        </w:trPr>
+        <w:tc>
+          <w:tcPr/>
+          <w:p>
+            <w:pPr>
+              <w:pStyle w:val="Compact"/>
+            </w:pPr>
+            <w:r>
+              <w:t xml:space="preserve">#</w:t>
+            </w:r>
+          </w:p>
+        </w:tc>
+        <w:tc>
+          <w:tcPr/>
+          <w:p>
+            <w:pPr>
+              <w:pStyle w:val="Compact"/>
+            </w:pPr>
+            <w:r>
+              <w:rPr>
+                <w:rFonts w:hint="eastAsia"/>
+              </w:rPr>
+              <w:t xml:space="preserve">发现（证据）</w:t>
+            </w:r>
+          </w:p>
+        </w:tc>
+        <w:tc>
+          <w:tcPr/>
+          <w:p>
+            <w:pPr>
+              <w:pStyle w:val="Compact"/>
+            </w:pPr>
+            <w:r>
+              <w:rPr>
+                <w:rFonts w:hint="eastAsia"/>
+              </w:rPr>
+              <w:t xml:space="preserve">修订</w:t>
+            </w:r>
+          </w:p>
+        </w:tc>
+      </w:tr>
+      <w:tr>
+        <w:tc>
+          <w:tcPr/>
+          <w:p>
+            <w:pPr>
+              <w:pStyle w:val="Compact"/>
+            </w:pPr>
+            <w:r>
+              <w:rPr>
+                <w:b/>
+                <w:bCs/>
+              </w:rPr>
+              <w:t xml:space="preserve">R1</w:t>
+            </w:r>
+          </w:p>
+        </w:tc>
+        <w:tc>
+          <w:tcPr/>
+          <w:p>
+            <w:pPr>
+              <w:pStyle w:val="Compact"/>
+            </w:pPr>
+            <w:r>
+              <w:rPr>
+                <w:rStyle w:val="VerbatimChar"/>
+              </w:rPr>
+              <w:t xml:space="preserve">SecurityEventType</w:t>
+            </w:r>
+            <w:r>
+              <w:t xml:space="preserve"> </w:t>
+            </w:r>
+            <w:r>
+              <w:rPr>
+                <w:rFonts w:hint="eastAsia"/>
+              </w:rPr>
+              <w:t xml:space="preserve">现仅</w:t>
+            </w:r>
+            <w:r>
+              <w:t xml:space="preserve"> </w:t>
+            </w:r>
+            <w:r>
+              <w:rPr>
+                <w:rFonts w:hint="eastAsia"/>
+              </w:rPr>
+              <w:t xml:space="preserve">1~8（已核验</w:t>
+            </w:r>
+            <w:r>
+              <w:t xml:space="preserve"> </w:t>
+            </w:r>
+            <w:r>
+              <w:rPr>
+                <w:rStyle w:val="VerbatimChar"/>
+              </w:rPr>
+              <w:t xml:space="preserve">SecurityEventType.cs</w:t>
+            </w:r>
+            <w:r>
+              <w:rPr>
+                <w:rFonts w:hint="eastAsia"/>
+              </w:rPr>
+              <w:t xml:space="preserve">，#2</w:t>
+            </w:r>
+            <w:r>
+              <w:t xml:space="preserve"> 2FA </w:t>
+            </w:r>
+            <w:r>
+              <w:rPr>
+                <w:rFonts w:hint="eastAsia"/>
+              </w:rPr>
+              <w:t xml:space="preserve">未落码</w:t>
+            </w:r>
+            <w:r>
+              <w:t xml:space="preserve"> → 9~14 </w:t>
+            </w:r>
+            <w:r>
+              <w:rPr>
+                <w:rFonts w:hint="eastAsia"/>
+              </w:rPr>
+              <w:t xml:space="preserve">不存在）；spec</w:t>
+            </w:r>
+            <w:r>
+              <w:t xml:space="preserve"> </w:t>
+            </w:r>
+            <w:r>
+              <w:rPr>
+                <w:rFonts w:hint="eastAsia"/>
+              </w:rPr>
+              <w:t xml:space="preserve">头称”底座=#1+#2”、SSO</w:t>
+            </w:r>
+            <w:r>
+              <w:t xml:space="preserve"> </w:t>
+            </w:r>
+            <w:r>
+              <w:rPr>
+                <w:rFonts w:hint="eastAsia"/>
+              </w:rPr>
+              <w:t xml:space="preserve">事件占</w:t>
+            </w:r>
+            <w:r>
+              <w:t xml:space="preserve"> 15~18</w:t>
+            </w:r>
+          </w:p>
+        </w:tc>
+        <w:tc>
+          <w:tcPr/>
+          <w:p>
+            <w:pPr>
+              <w:pStyle w:val="Compact"/>
+            </w:pPr>
+            <w:r>
+              <w:rPr>
+                <w:rFonts w:hint="eastAsia"/>
+              </w:rPr>
+              <w:t xml:space="preserve">头部改”底座=#1(已落码)；#2</w:t>
+            </w:r>
+            <w:r>
+              <w:t xml:space="preserve"> </w:t>
+            </w:r>
+            <w:r>
+              <w:rPr>
+                <w:rFonts w:hint="eastAsia"/>
+              </w:rPr>
+              <w:t xml:space="preserve">仅</w:t>
+            </w:r>
+            <w:r>
+              <w:t xml:space="preserve"> spec → #3 </w:t>
+            </w:r>
+            <w:r>
+              <w:rPr>
+                <w:rFonts w:hint="eastAsia"/>
+              </w:rPr>
+              <w:t xml:space="preserve">自洽不硬依赖</w:t>
+            </w:r>
+            <w:r>
+              <w:t xml:space="preserve"> </w:t>
+            </w:r>
+            <w:r>
+              <w:rPr>
+                <w:rFonts w:hint="eastAsia"/>
+              </w:rPr>
+              <w:t xml:space="preserve">#2”；§0/§5</w:t>
+            </w:r>
+            <w:r>
+              <w:t xml:space="preserve"> </w:t>
+            </w:r>
+            <w:r>
+              <w:rPr>
+                <w:rFonts w:hint="eastAsia"/>
+              </w:rPr>
+              <w:t xml:space="preserve">注明</w:t>
+            </w:r>
+            <w:r>
+              <w:t xml:space="preserve"> SSO </w:t>
+            </w:r>
+            <w:r>
+              <w:rPr>
+                <w:rFonts w:hint="eastAsia"/>
+              </w:rPr>
+              <w:t xml:space="preserve">仍占</w:t>
+            </w:r>
+            <w:r>
+              <w:t xml:space="preserve"> </w:t>
+            </w:r>
+            <w:r>
+              <w:rPr>
+                <w:rFonts w:hint="eastAsia"/>
+              </w:rPr>
+              <w:t xml:space="preserve">15~18（保留</w:t>
+            </w:r>
+            <w:r>
+              <w:t xml:space="preserve"> 9~14 </w:t>
+            </w:r>
+            <w:r>
+              <w:rPr>
+                <w:rFonts w:hint="eastAsia"/>
+              </w:rPr>
+              <w:t xml:space="preserve">给</w:t>
+            </w:r>
+            <w:r>
+              <w:t xml:space="preserve"> </w:t>
+            </w:r>
+            <w:r>
+              <w:rPr>
+                <w:rFonts w:hint="eastAsia"/>
+              </w:rPr>
+              <w:t xml:space="preserve">#2，未落则无害空缺）；</w:t>
+            </w:r>
+            <w:r>
+              <w:t xml:space="preserve">“SSO </w:t>
+            </w:r>
+            <w:r>
+              <w:rPr>
+                <w:rFonts w:hint="eastAsia"/>
+              </w:rPr>
+              <w:t xml:space="preserve">跳过</w:t>
+            </w:r>
+            <w:r>
+              <w:t xml:space="preserve"> 2FA”</w:t>
+            </w:r>
+            <w:r>
+              <w:rPr>
+                <w:rFonts w:hint="eastAsia"/>
+              </w:rPr>
+              <w:t xml:space="preserve">为天然属性（回调独立路径，不引用</w:t>
+            </w:r>
+            <w:r>
+              <w:t xml:space="preserve"> </w:t>
+            </w:r>
+            <w:r>
+              <w:rPr>
+                <w:rStyle w:val="VerbatimChar"/>
+              </w:rPr>
+              <w:t xml:space="preserve">ITwoFactorService</w:t>
+            </w:r>
+            <w:r>
+              <w:rPr>
+                <w:rFonts w:hint="eastAsia"/>
+              </w:rPr>
+              <w:t xml:space="preserve">）</w:t>
+            </w:r>
+          </w:p>
+        </w:tc>
+      </w:tr>
+      <w:tr>
+        <w:tc>
+          <w:tcPr/>
+          <w:p>
+            <w:pPr>
+              <w:pStyle w:val="Compact"/>
+            </w:pPr>
+            <w:r>
+              <w:rPr>
+                <w:b/>
+                <w:bCs/>
+              </w:rPr>
+              <w:t xml:space="preserve">R2</w:t>
+            </w:r>
+          </w:p>
+        </w:tc>
+        <w:tc>
+          <w:tcPr/>
+          <w:p>
+            <w:pPr>
+              <w:pStyle w:val="Compact"/>
+            </w:pPr>
+            <w:r>
+              <w:rPr>
+                <w:rStyle w:val="VerbatimChar"/>
+              </w:rPr>
+              <w:t xml:space="preserve">Microsoft.IdentityModel.Protocols.OpenIdConnect</w:t>
+            </w:r>
+            <w:r>
+              <w:rPr>
+                <w:rFonts w:hint="eastAsia"/>
+              </w:rPr>
+              <w:t xml:space="preserve">（</w:t>
+            </w:r>
+            <w:r>
+              <w:rPr>
+                <w:rStyle w:val="VerbatimChar"/>
+              </w:rPr>
+              <w:t xml:space="preserve">ConfigurationManager&lt;OpenIdConnectConfiguration&gt;</w:t>
+            </w:r>
+            <w:r>
+              <w:t xml:space="preserve"> </w:t>
+            </w:r>
+            <w:r>
+              <w:t xml:space="preserve">discovery </w:t>
+            </w:r>
+            <w:r>
+              <w:rPr>
+                <w:rFonts w:hint="eastAsia"/>
+              </w:rPr>
+              <w:t xml:space="preserve">依赖）未引（已核验</w:t>
+            </w:r>
+            <w:r>
+              <w:t xml:space="preserve"> </w:t>
+            </w:r>
+            <w:r>
+              <w:rPr>
+                <w:rStyle w:val="VerbatimChar"/>
+              </w:rPr>
+              <w:t xml:space="preserve">CP6.Core.csproj</w:t>
+            </w:r>
+            <w:r>
+              <w:t xml:space="preserve"> </w:t>
+            </w:r>
+            <w:r>
+              <w:rPr>
+                <w:rFonts w:hint="eastAsia"/>
+              </w:rPr>
+              <w:t xml:space="preserve">仅</w:t>
+            </w:r>
+            <w:r>
+              <w:t xml:space="preserve"> </w:t>
+            </w:r>
+            <w:r>
+              <w:rPr>
+                <w:rStyle w:val="VerbatimChar"/>
+              </w:rPr>
+              <w:t xml:space="preserve">System.IdentityModel.Tokens.Jwt</w:t>
+            </w:r>
+            <w:r>
+              <w:t xml:space="preserve"> </w:t>
+            </w:r>
+            <w:r>
+              <w:rPr>
+                <w:rFonts w:hint="eastAsia"/>
+              </w:rPr>
+              <w:t xml:space="preserve">v8.17.0）</w:t>
+            </w:r>
+          </w:p>
+        </w:tc>
+        <w:tc>
+          <w:tcPr/>
+          <w:p>
+            <w:pPr>
+              <w:pStyle w:val="Compact"/>
+            </w:pPr>
+            <w:r>
+              <w:t xml:space="preserve">§1/§7 </w:t>
+            </w:r>
+            <w:r>
+              <w:rPr>
+                <w:rFonts w:hint="eastAsia"/>
+              </w:rPr>
+              <w:t xml:space="preserve">标为需新增包（取</w:t>
+            </w:r>
+            <w:r>
+              <w:t xml:space="preserve"> 8.x </w:t>
+            </w:r>
+            <w:r>
+              <w:rPr>
+                <w:rFonts w:hint="eastAsia"/>
+              </w:rPr>
+              <w:t xml:space="preserve">对齐）；§1</w:t>
+            </w:r>
+            <w:r>
+              <w:t xml:space="preserve"> </w:t>
+            </w:r>
+            <w:r>
+              <w:rPr>
+                <w:rFonts w:hint="eastAsia"/>
+              </w:rPr>
+              <w:t xml:space="preserve">注明</w:t>
+            </w:r>
+            <w:r>
+              <w:t xml:space="preserve"> SSO </w:t>
+            </w:r>
+            <w:r>
+              <w:rPr>
+                <w:rFonts w:hint="eastAsia"/>
+              </w:rPr>
+              <w:t xml:space="preserve">用手写</w:t>
+            </w:r>
+            <w:r>
+              <w:t xml:space="preserve"> </w:t>
+            </w:r>
+            <w:r>
+              <w:rPr>
+                <w:rFonts w:hint="eastAsia"/>
+              </w:rPr>
+              <w:t xml:space="preserve">code-flow，不挂</w:t>
+            </w:r>
+            <w:r>
+              <w:t xml:space="preserve"> </w:t>
+            </w:r>
+            <w:r>
+              <w:rPr>
+                <w:rStyle w:val="VerbatimChar"/>
+              </w:rPr>
+              <w:t xml:space="preserve">AddOpenIdConnect</w:t>
+            </w:r>
+            <w:r>
+              <w:t xml:space="preserve"> </w:t>
+            </w:r>
+            <w:r>
+              <w:rPr>
+                <w:rFonts w:hint="eastAsia"/>
+              </w:rPr>
+              <w:t xml:space="preserve">处理器</w:t>
+            </w:r>
+          </w:p>
+        </w:tc>
+      </w:tr>
+      <w:tr>
+        <w:tc>
+          <w:tcPr/>
+          <w:p>
+            <w:pPr>
+              <w:pStyle w:val="Compact"/>
+            </w:pPr>
+            <w:r>
+              <w:rPr>
+                <w:b/>
+                <w:bCs/>
+              </w:rPr>
+              <w:t xml:space="preserve">R3</w:t>
+            </w:r>
+          </w:p>
+        </w:tc>
+        <w:tc>
+          <w:tcPr/>
+          <w:p>
+            <w:pPr>
+              <w:pStyle w:val="Compact"/>
+            </w:pPr>
+            <w:r>
+              <w:t xml:space="preserve">§3.3</w:t>
+            </w:r>
+            <w:r>
+              <w:t xml:space="preserve"> </w:t>
+            </w:r>
+            <w:r>
+              <w:rPr>
+                <w:rStyle w:val="VerbatimChar"/>
+              </w:rPr>
+              <w:t xml:space="preserve">HandleCallbackAsync</w:t>
+            </w:r>
+            <w:r>
+              <w:t xml:space="preserve"> </w:t>
+            </w:r>
+            <w:r>
+              <w:rPr>
+                <w:rFonts w:hint="eastAsia"/>
+              </w:rPr>
+              <w:t xml:space="preserve">映射</w:t>
+            </w:r>
+            <w:r>
+              <w:t xml:space="preserve"> </w:t>
+            </w:r>
+            <w:r>
+              <w:rPr>
+                <w:rFonts w:hint="eastAsia"/>
+              </w:rPr>
+              <w:t xml:space="preserve">6a~6d：step</w:t>
+            </w:r>
+            <w:r>
+              <w:t xml:space="preserve"> </w:t>
+            </w:r>
+            <w:r>
+              <w:rPr>
+                <w:rFonts w:hint="eastAsia"/>
+              </w:rPr>
+              <w:t xml:space="preserve">d”已绑他</w:t>
+            </w:r>
+            <w:r>
+              <w:t xml:space="preserve"> sub </w:t>
+            </w:r>
+            <w:r>
+              <w:rPr>
+                <w:rFonts w:hint="eastAsia"/>
+              </w:rPr>
+              <w:t xml:space="preserve">冲突”不可达（email</w:t>
+            </w:r>
+            <w:r>
+              <w:t xml:space="preserve"> </w:t>
+            </w:r>
+            <w:r>
+              <w:rPr>
+                <w:rFonts w:hint="eastAsia"/>
+              </w:rPr>
+              <w:t xml:space="preserve">命中已有用户但其</w:t>
+            </w:r>
+            <w:r>
+              <w:t xml:space="preserve"> </w:t>
+            </w:r>
+            <w:r>
+              <w:rPr>
+                <w:rStyle w:val="VerbatimChar"/>
+              </w:rPr>
+              <w:t xml:space="preserve">ExternalSubject</w:t>
+            </w:r>
+            <w:r>
+              <w:rPr>
+                <w:rFonts w:hint="eastAsia"/>
+              </w:rPr>
+              <w:t xml:space="preserve">≠本次</w:t>
+            </w:r>
+            <w:r>
+              <w:t xml:space="preserve"> sub </w:t>
+            </w:r>
+            <w:r>
+              <w:rPr>
+                <w:rFonts w:hint="eastAsia"/>
+              </w:rPr>
+              <w:t xml:space="preserve">的冲突未在</w:t>
+            </w:r>
+            <w:r>
+              <w:t xml:space="preserve"> b </w:t>
+            </w:r>
+            <w:r>
+              <w:rPr>
+                <w:rFonts w:hint="eastAsia"/>
+              </w:rPr>
+              <w:t xml:space="preserve">校验，会静默改绑）</w:t>
+            </w:r>
+          </w:p>
+        </w:tc>
+        <w:tc>
+          <w:tcPr/>
+          <w:p>
+            <w:pPr>
+              <w:pStyle w:val="Compact"/>
+            </w:pPr>
+            <w:r>
+              <w:t xml:space="preserve">§3.3 step 6 </w:t>
+            </w:r>
+            <w:r>
+              <w:rPr>
+                <w:rFonts w:hint="eastAsia"/>
+              </w:rPr>
+              <w:t xml:space="preserve">重排：冲突并入</w:t>
+            </w:r>
+            <w:r>
+              <w:t xml:space="preserve"> </w:t>
+            </w:r>
+            <w:r>
+              <w:rPr>
+                <w:rFonts w:hint="eastAsia"/>
+              </w:rPr>
+              <w:t xml:space="preserve">b（唯一</w:t>
+            </w:r>
+            <w:r>
+              <w:t xml:space="preserve"> email </w:t>
+            </w:r>
+            <w:r>
+              <w:rPr>
+                <w:rFonts w:hint="eastAsia"/>
+              </w:rPr>
+              <w:t xml:space="preserve">命中且</w:t>
+            </w:r>
+            <w:r>
+              <w:t xml:space="preserve"> </w:t>
+            </w:r>
+            <w:r>
+              <w:rPr>
+                <w:rStyle w:val="VerbatimChar"/>
+              </w:rPr>
+              <w:t xml:space="preserve">ExternalSubject</w:t>
+            </w:r>
+            <w:r>
+              <w:t xml:space="preserve"> </w:t>
+            </w:r>
+            <w:r>
+              <w:rPr>
+                <w:rFonts w:hint="eastAsia"/>
+              </w:rPr>
+              <w:t xml:space="preserve">非空且</w:t>
+            </w:r>
+            <w:r>
+              <w:t xml:space="preserve"> </w:t>
+            </w:r>
+            <w:r>
+              <w:rPr>
+                <w:rStyle w:val="VerbatimChar"/>
+              </w:rPr>
+              <w:t xml:space="preserve">(Provider,Subject)≠(issuer,sub)</w:t>
+            </w:r>
+            <w:r>
+              <w:t xml:space="preserve"> </w:t>
+            </w:r>
+            <w:r>
+              <w:t xml:space="preserve">→ </w:t>
+            </w:r>
+            <w:r>
+              <w:rPr>
+                <w:rFonts w:hint="eastAsia"/>
+              </w:rPr>
+              <w:t xml:space="preserve">E-SEC-029；为空才回填链接），删独立</w:t>
+            </w:r>
+            <w:r>
+              <w:t xml:space="preserve"> step d</w:t>
+            </w:r>
+          </w:p>
+        </w:tc>
+      </w:tr>
+      <w:tr>
+        <w:tc>
+          <w:tcPr/>
+          <w:p>
+            <w:pPr>
+              <w:pStyle w:val="Compact"/>
+            </w:pPr>
+            <w:r>
+              <w:rPr>
+                <w:b/>
+                <w:bCs/>
+              </w:rPr>
+              <w:t xml:space="preserve">R4</w:t>
+            </w:r>
+          </w:p>
+        </w:tc>
+        <w:tc>
+          <w:tcPr/>
+          <w:p>
+            <w:pPr>
+              <w:pStyle w:val="Compact"/>
+            </w:pPr>
+            <w:r>
+              <w:t xml:space="preserve">cp6_at</w:t>
+            </w:r>
+            <w:r>
+              <w:t xml:space="preserve"> </w:t>
+            </w:r>
+            <w:r>
+              <w:rPr>
+                <w:rStyle w:val="VerbatimChar"/>
+              </w:rPr>
+              <w:t xml:space="preserve">SameSite=Strict</w:t>
+            </w:r>
+            <w:r>
+              <w:rPr>
+                <w:rFonts w:hint="eastAsia"/>
+              </w:rPr>
+              <w:t xml:space="preserve">（默认，已核验</w:t>
+            </w:r>
+            <w:r>
+              <w:t xml:space="preserve"> </w:t>
+            </w:r>
+            <w:r>
+              <w:rPr>
+                <w:rStyle w:val="VerbatimChar"/>
+              </w:rPr>
+              <w:t xml:space="preserve">AuthCookieWriter</w:t>
+            </w:r>
+            <w:r>
+              <w:rPr>
+                <w:rFonts w:hint="eastAsia"/>
+              </w:rPr>
+              <w:t xml:space="preserve">）与跨站</w:t>
+            </w:r>
+            <w:r>
+              <w:t xml:space="preserve"> IdP 302 </w:t>
+            </w:r>
+            <w:r>
+              <w:rPr>
+                <w:rFonts w:hint="eastAsia"/>
+              </w:rPr>
+              <w:t xml:space="preserve">回调写</w:t>
+            </w:r>
+            <w:r>
+              <w:t xml:space="preserve"> Cookie </w:t>
+            </w:r>
+            <w:r>
+              <w:rPr>
+                <w:rFonts w:hint="eastAsia"/>
+              </w:rPr>
+              <w:t xml:space="preserve">的交互未论证</w:t>
+            </w:r>
+          </w:p>
+        </w:tc>
+        <w:tc>
+          <w:tcPr/>
+          <w:p>
+            <w:pPr>
+              <w:pStyle w:val="Compact"/>
+            </w:pPr>
+            <w:r>
+              <w:t xml:space="preserve">§4.2 </w:t>
+            </w:r>
+            <w:r>
+              <w:rPr>
+                <w:rFonts w:hint="eastAsia"/>
+              </w:rPr>
+              <w:t xml:space="preserve">论证”落地页中转”规避</w:t>
+            </w:r>
+            <w:r>
+              <w:t xml:space="preserve"> Strict </w:t>
+            </w:r>
+            <w:r>
+              <w:rPr>
+                <w:rFonts w:hint="eastAsia"/>
+              </w:rPr>
+              <w:t xml:space="preserve">经典坑（写</w:t>
+            </w:r>
+            <w:r>
+              <w:t xml:space="preserve"> Cookie </w:t>
+            </w:r>
+            <w:r>
+              <w:rPr>
+                <w:rFonts w:hint="eastAsia"/>
+              </w:rPr>
+              <w:t xml:space="preserve">与</w:t>
+            </w:r>
+            <w:r>
+              <w:t xml:space="preserve"> SameSite </w:t>
+            </w:r>
+            <w:r>
+              <w:rPr>
+                <w:rFonts w:hint="eastAsia"/>
+              </w:rPr>
+              <w:t xml:space="preserve">无关；消费走同站</w:t>
+            </w:r>
+            <w:r>
+              <w:t xml:space="preserve"> XHR</w:t>
+            </w:r>
+            <w:r>
+              <w:t xml:space="preserve"> </w:t>
+            </w:r>
+            <w:r>
+              <w:rPr>
+                <w:rStyle w:val="VerbatimChar"/>
+              </w:rPr>
+              <w:t xml:space="preserve">/profile</w:t>
+            </w:r>
+            <w:r>
+              <w:rPr>
+                <w:rFonts w:hint="eastAsia"/>
+              </w:rPr>
+              <w:t xml:space="preserve">）+</w:t>
+            </w:r>
+            <w:r>
+              <w:t xml:space="preserve"> </w:t>
+            </w:r>
+            <w:r>
+              <w:rPr>
+                <w:rFonts w:hint="eastAsia"/>
+              </w:rPr>
+              <w:t xml:space="preserve">显式记”前后端同站”约束（#1</w:t>
+            </w:r>
+            <w:r>
+              <w:t xml:space="preserve"> </w:t>
+            </w:r>
+            <w:r>
+              <w:rPr>
+                <w:rFonts w:hint="eastAsia"/>
+              </w:rPr>
+              <w:t xml:space="preserve">既有）</w:t>
+            </w:r>
+          </w:p>
+        </w:tc>
+      </w:tr>
+      <w:tr>
+        <w:tc>
+          <w:tcPr/>
+          <w:p>
+            <w:pPr>
+              <w:pStyle w:val="Compact"/>
+            </w:pPr>
+            <w:r>
+              <w:rPr>
+                <w:b/>
+                <w:bCs/>
+              </w:rPr>
+              <w:t xml:space="preserve">R5</w:t>
+            </w:r>
+          </w:p>
+        </w:tc>
+        <w:tc>
+          <w:tcPr/>
+          <w:p>
+            <w:pPr>
+              <w:pStyle w:val="Compact"/>
+            </w:pPr>
+            <w:r>
+              <w:rPr>
+                <w:rStyle w:val="VerbatimChar"/>
+              </w:rPr>
+              <w:t xml:space="preserve">DefaultRoleId ?? </w:t>
+            </w:r>
+            <w:r>
+              <w:rPr>
+                <w:rStyle w:val="VerbatimChar"/>
+                <w:rFonts w:hint="eastAsia"/>
+              </w:rPr>
+              <w:t xml:space="preserve">系统最小权限角色约定</w:t>
+            </w:r>
+            <w:r>
+              <w:t xml:space="preserve">——</w:t>
+            </w:r>
+            <w:r>
+              <w:rPr>
+                <w:rFonts w:hint="eastAsia"/>
+              </w:rPr>
+              <w:t xml:space="preserve">“约定”</w:t>
+            </w:r>
+            <w:r>
+              <w:rPr>
+                <w:rFonts w:hint="eastAsia"/>
+              </w:rPr>
+              <w:t xml:space="preserve">未落码（已核验无最小权限角色种子/常量，RoleId=1=admin），易误授高权</w:t>
+            </w:r>
+          </w:p>
+        </w:tc>
+        <w:tc>
+          <w:tcPr/>
+          <w:p>
+            <w:pPr>
+              <w:pStyle w:val="Compact"/>
+            </w:pPr>
+            <w:r>
+              <w:rPr>
+                <w:rFonts w:hint="eastAsia"/>
+              </w:rPr>
+              <w:t xml:space="preserve">§2.1/§3.3/§5：去掉隐式约定，</w:t>
+            </w:r>
+            <w:r>
+              <w:rPr>
+                <w:rStyle w:val="VerbatimChar"/>
+              </w:rPr>
+              <w:t xml:space="preserve">AutoProvision=true</w:t>
+            </w:r>
+            <w:r>
+              <w:t xml:space="preserve"> </w:t>
+            </w:r>
+            <w:r>
+              <w:rPr>
+                <w:rFonts w:hint="eastAsia"/>
+              </w:rPr>
+              <w:t xml:space="preserve">必配</w:t>
+            </w:r>
+            <w:r>
+              <w:t xml:space="preserve"> </w:t>
+            </w:r>
+            <w:r>
+              <w:rPr>
+                <w:rStyle w:val="VerbatimChar"/>
+              </w:rPr>
+              <w:t xml:space="preserve">DefaultRoleId</w:t>
+            </w:r>
+            <w:r>
+              <w:rPr>
+                <w:rFonts w:hint="eastAsia"/>
+              </w:rPr>
+              <w:t xml:space="preserve">，为空则</w:t>
+            </w:r>
+            <w:r>
+              <w:t xml:space="preserve"> JIT </w:t>
+            </w:r>
+            <w:r>
+              <w:rPr>
+                <w:rFonts w:hint="eastAsia"/>
+              </w:rPr>
+              <w:t xml:space="preserve">失败</w:t>
+            </w:r>
+            <w:r>
+              <w:t xml:space="preserve"> </w:t>
+            </w:r>
+            <w:r>
+              <w:rPr>
+                <w:rFonts w:hint="eastAsia"/>
+              </w:rPr>
+              <w:t xml:space="preserve">E-SEC-026（管理员显式指定</w:t>
+            </w:r>
+            <w:r>
+              <w:t xml:space="preserve"> SSO </w:t>
+            </w:r>
+            <w:r>
+              <w:rPr>
+                <w:rFonts w:hint="eastAsia"/>
+              </w:rPr>
+              <w:t xml:space="preserve">新用户角色）</w:t>
+            </w:r>
+          </w:p>
+        </w:tc>
+      </w:tr>
+      <w:tr>
+        <w:tc>
+          <w:tcPr/>
+          <w:p>
+            <w:pPr>
+              <w:pStyle w:val="Compact"/>
+            </w:pPr>
+            <w:r>
+              <w:rPr>
+                <w:b/>
+                <w:bCs/>
+              </w:rPr>
+              <w:t xml:space="preserve">R6</w:t>
+            </w:r>
+          </w:p>
+        </w:tc>
+        <w:tc>
+          <w:tcPr/>
+          <w:p>
+            <w:pPr>
+              <w:pStyle w:val="Compact"/>
+            </w:pPr>
+            <w:r>
+              <w:t xml:space="preserve">§2.4/§7 </w:t>
+            </w:r>
+            <w:r>
+              <w:rPr>
+                <w:rFonts w:hint="eastAsia"/>
+              </w:rPr>
+              <w:t xml:space="preserve">称</w:t>
+            </w:r>
+            <w:r>
+              <w:t xml:space="preserve"> </w:t>
+            </w:r>
+            <w:r>
+              <w:rPr>
+                <w:rStyle w:val="VerbatimChar"/>
+              </w:rPr>
+              <w:t xml:space="preserve">Sys_TenantSsoConfigs</w:t>
+            </w:r>
+            <w:r>
+              <w:t xml:space="preserve"> </w:t>
+            </w:r>
+            <w:r>
+              <w:rPr>
+                <w:rFonts w:hint="eastAsia"/>
+              </w:rPr>
+              <w:t xml:space="preserve">的</w:t>
+            </w:r>
+            <w:r>
+              <w:t xml:space="preserve"> TenantId </w:t>
+            </w:r>
+            <w:r>
+              <w:rPr>
+                <w:rFonts w:hint="eastAsia"/>
+              </w:rPr>
+              <w:t xml:space="preserve">唯一索引”需登记白名单”</w:t>
+            </w:r>
+          </w:p>
+        </w:tc>
+        <w:tc>
+          <w:tcPr/>
+          <w:p>
+            <w:pPr>
+              <w:pStyle w:val="Compact"/>
+            </w:pPr>
+            <w:r>
+              <w:rPr>
+                <w:rFonts w:hint="eastAsia"/>
+              </w:rPr>
+              <w:t xml:space="preserve">已核验</w:t>
+            </w:r>
+            <w:r>
+              <w:t xml:space="preserve"> </w:t>
+            </w:r>
+            <w:r>
+              <w:rPr>
+                <w:rStyle w:val="VerbatimChar"/>
+              </w:rPr>
+              <w:t xml:space="preserve">OnModelCreating</w:t>
+            </w:r>
+            <w:r>
+              <w:t xml:space="preserve"> </w:t>
+            </w:r>
+            <w:r>
+              <w:t xml:space="preserve">L1909 </w:t>
+            </w:r>
+            <w:r>
+              <w:rPr>
+                <w:rFonts w:hint="eastAsia"/>
+              </w:rPr>
+              <w:t xml:space="preserve">对”已含</w:t>
+            </w:r>
+            <w:r>
+              <w:t xml:space="preserve"> TenantId </w:t>
+            </w:r>
+            <w:r>
+              <w:rPr>
+                <w:rFonts w:hint="eastAsia"/>
+              </w:rPr>
+              <w:t xml:space="preserve">的索引”原样跳过</w:t>
+            </w:r>
+            <w:r>
+              <w:t xml:space="preserve"> →</w:t>
+            </w:r>
+            <w:r>
+              <w:t xml:space="preserve"> </w:t>
+            </w:r>
+            <w:r>
+              <w:rPr>
+                <w:rStyle w:val="VerbatimChar"/>
+              </w:rPr>
+              <w:t xml:space="preserve">(TenantId)</w:t>
+            </w:r>
+            <w:r>
+              <w:t xml:space="preserve"> </w:t>
+            </w:r>
+            <w:r>
+              <w:rPr>
+                <w:rFonts w:hint="eastAsia"/>
+              </w:rPr>
+              <w:t xml:space="preserve">单列唯一索引天然保留，</w:t>
+            </w:r>
+            <w:r>
+              <w:rPr>
+                <w:rFonts w:hint="eastAsia"/>
+                <w:b/>
+                <w:bCs/>
+              </w:rPr>
+              <w:t xml:space="preserve">白名单不需要</w:t>
+            </w:r>
+            <w:r>
+              <w:rPr>
+                <w:rFonts w:hint="eastAsia"/>
+              </w:rPr>
+              <w:t xml:space="preserve">；§2.4/§7</w:t>
+            </w:r>
+            <w:r>
+              <w:t xml:space="preserve"> </w:t>
+            </w:r>
+            <w:r>
+              <w:rPr>
+                <w:rFonts w:hint="eastAsia"/>
+              </w:rPr>
+              <w:t xml:space="preserve">删除该指示</w:t>
+            </w:r>
+          </w:p>
+        </w:tc>
+      </w:tr>
+      <w:tr>
+        <w:tc>
+          <w:tcPr/>
+          <w:p>
+            <w:pPr>
+              <w:pStyle w:val="Compact"/>
+            </w:pPr>
+            <w:r>
+              <w:rPr>
+                <w:b/>
+                <w:bCs/>
+              </w:rPr>
+              <w:t xml:space="preserve">R7</w:t>
+            </w:r>
+          </w:p>
+        </w:tc>
+        <w:tc>
+          <w:tcPr/>
+          <w:p>
+            <w:pPr>
+              <w:pStyle w:val="Compact"/>
+            </w:pPr>
+            <w:r>
+              <w:t xml:space="preserve">§6/§7 </w:t>
+            </w:r>
+            <w:r>
+              <w:rPr>
+                <w:rFonts w:hint="eastAsia"/>
+              </w:rPr>
+              <w:t xml:space="preserve">称</w:t>
+            </w:r>
+            <w:r>
+              <w:t xml:space="preserve"> DataProtection”ASP.NET </w:t>
+            </w:r>
+            <w:r>
+              <w:rPr>
+                <w:rFonts w:hint="eastAsia"/>
+              </w:rPr>
+              <w:t xml:space="preserve">默认已注册”——已核验全仓无</w:t>
+            </w:r>
+            <w:r>
+              <w:t xml:space="preserve"> </w:t>
+            </w:r>
+            <w:r>
+              <w:rPr>
+                <w:rStyle w:val="VerbatimChar"/>
+              </w:rPr>
+              <w:t xml:space="preserve">AddDataProtection</w:t>
+            </w:r>
+            <w:r>
+              <w:rPr>
+                <w:rFonts w:hint="eastAsia"/>
+              </w:rPr>
+              <w:t xml:space="preserve">、无</w:t>
+            </w:r>
+            <w:r>
+              <w:t xml:space="preserve"> </w:t>
+            </w:r>
+            <w:r>
+              <w:rPr>
+                <w:rStyle w:val="VerbatimChar"/>
+              </w:rPr>
+              <w:t xml:space="preserve">IDataProtectionProvider</w:t>
+            </w:r>
+            <w:r>
+              <w:t xml:space="preserve"> </w:t>
+            </w:r>
+            <w:r>
+              <w:rPr>
+                <w:rFonts w:hint="eastAsia"/>
+              </w:rPr>
+              <w:t xml:space="preserve">用法，纯</w:t>
+            </w:r>
+            <w:r>
+              <w:t xml:space="preserve"> </w:t>
+            </w:r>
+            <w:r>
+              <w:rPr>
+                <w:rStyle w:val="VerbatimChar"/>
+              </w:rPr>
+              <w:t xml:space="preserve">AddControllers</w:t>
+            </w:r>
+            <w:r>
+              <w:t xml:space="preserve"> </w:t>
+            </w:r>
+            <w:r>
+              <w:rPr>
+                <w:rFonts w:hint="eastAsia"/>
+              </w:rPr>
+              <w:t xml:space="preserve">不保证自动注册</w:t>
+            </w:r>
+          </w:p>
+        </w:tc>
+        <w:tc>
+          <w:tcPr/>
+          <w:p>
+            <w:pPr>
+              <w:pStyle w:val="Compact"/>
+            </w:pPr>
+            <w:r>
+              <w:rPr>
+                <w:rFonts w:hint="eastAsia"/>
+              </w:rPr>
+              <w:t xml:space="preserve">§6/§7：显式</w:t>
+            </w:r>
+            <w:r>
+              <w:t xml:space="preserve"> </w:t>
+            </w:r>
+            <w:r>
+              <w:rPr>
+                <w:rStyle w:val="VerbatimChar"/>
+              </w:rPr>
+              <w:t xml:space="preserve">AddDataProtection()</w:t>
+            </w:r>
+            <w:r>
+              <w:rPr>
+                <w:rFonts w:hint="eastAsia"/>
+              </w:rPr>
+              <w:t xml:space="preserve">（ClientSecret</w:t>
+            </w:r>
+            <w:r>
+              <w:t xml:space="preserve"> </w:t>
+            </w:r>
+            <w:r>
+              <w:rPr>
+                <w:rFonts w:hint="eastAsia"/>
+              </w:rPr>
+              <w:t xml:space="preserve">加解密依赖），不靠默认</w:t>
+            </w:r>
+          </w:p>
+        </w:tc>
+      </w:tr>
+      <w:tr>
+        <w:tc>
+          <w:tcPr/>
+          <w:p>
+            <w:pPr>
+              <w:pStyle w:val="Compact"/>
+            </w:pPr>
+            <w:r>
+              <w:rPr>
+                <w:b/>
+                <w:bCs/>
+              </w:rPr>
+              <w:t xml:space="preserve">R8</w:t>
+            </w:r>
+          </w:p>
+        </w:tc>
+        <w:tc>
+          <w:tcPr/>
+          <w:p>
+            <w:pPr>
+              <w:pStyle w:val="Compact"/>
+            </w:pPr>
+            <w:r>
+              <w:rPr>
+                <w:rStyle w:val="VerbatimChar"/>
+              </w:rPr>
+              <w:t xml:space="preserve">/api/auth/profile</w:t>
+            </w:r>
+            <w:r>
+              <w:t xml:space="preserve"> </w:t>
+            </w:r>
+            <w:r>
+              <w:rPr>
+                <w:rFonts w:hint="eastAsia"/>
+              </w:rPr>
+              <w:t xml:space="preserve">端点确认不存在（新增项，非错误）；菜单</w:t>
+            </w:r>
+            <w:r>
+              <w:t xml:space="preserve"> 114/115 </w:t>
+            </w:r>
+            <w:r>
+              <w:rPr>
+                <w:rFonts w:hint="eastAsia"/>
+              </w:rPr>
+              <w:t xml:space="preserve">已被安全日志/字段审计占</w:t>
+            </w:r>
+            <w:r>
+              <w:t xml:space="preserve"> → SSO </w:t>
+            </w:r>
+            <w:r>
+              <w:rPr>
+                <w:rFonts w:hint="eastAsia"/>
+              </w:rPr>
+              <w:t xml:space="preserve">菜单须用下一未占</w:t>
+            </w:r>
+            <w:r>
+              <w:t xml:space="preserve"> </w:t>
+            </w:r>
+            <w:r>
+              <w:rPr>
+                <w:rFonts w:hint="eastAsia"/>
+              </w:rPr>
+              <w:t xml:space="preserve">MenuId；SSO</w:t>
+            </w:r>
+            <w:r>
+              <w:t xml:space="preserve"> </w:t>
+            </w:r>
+            <w:r>
+              <w:rPr>
+                <w:rFonts w:hint="eastAsia"/>
+              </w:rPr>
+              <w:t xml:space="preserve">端点入</w:t>
+            </w:r>
+            <w:r>
+              <w:t xml:space="preserve"> </w:t>
+            </w:r>
+            <w:r>
+              <w:rPr>
+                <w:rStyle w:val="VerbatimChar"/>
+              </w:rPr>
+              <w:t xml:space="preserve">AuthController</w:t>
+            </w:r>
+            <w:r>
+              <w:t xml:space="preserve"> </w:t>
+            </w:r>
+            <w:r>
+              <w:rPr>
+                <w:rFonts w:hint="eastAsia"/>
+              </w:rPr>
+              <w:t xml:space="preserve">需补注入</w:t>
+            </w:r>
+            <w:r>
+              <w:t xml:space="preserve"> 2 </w:t>
+            </w:r>
+            <w:r>
+              <w:rPr>
+                <w:rFonts w:hint="eastAsia"/>
+              </w:rPr>
+              <w:t xml:space="preserve">服务</w:t>
+            </w:r>
+          </w:p>
+        </w:tc>
+        <w:tc>
+          <w:tcPr/>
+          <w:p>
+            <w:pPr>
+              <w:pStyle w:val="Compact"/>
+            </w:pPr>
+            <w:r>
+              <w:t xml:space="preserve">§4.2 </w:t>
+            </w:r>
+            <w:r>
+              <w:rPr>
+                <w:rFonts w:hint="eastAsia"/>
+              </w:rPr>
+              <w:t xml:space="preserve">标</w:t>
+            </w:r>
+            <w:r>
+              <w:t xml:space="preserve"> profile </w:t>
+            </w:r>
+            <w:r>
+              <w:rPr>
+                <w:rFonts w:hint="eastAsia"/>
+              </w:rPr>
+              <w:t xml:space="preserve">为新增（GET</w:t>
+            </w:r>
+            <w:r>
+              <w:t xml:space="preserve"> </w:t>
+            </w:r>
+            <w:r>
+              <w:rPr>
+                <w:rFonts w:hint="eastAsia"/>
+              </w:rPr>
+              <w:t xml:space="preserve">故</w:t>
+            </w:r>
+            <w:r>
+              <w:t xml:space="preserve"> CSRF </w:t>
+            </w:r>
+            <w:r>
+              <w:rPr>
+                <w:rFonts w:hint="eastAsia"/>
+              </w:rPr>
+              <w:t xml:space="preserve">豁免/OperLog</w:t>
+            </w:r>
+            <w:r>
+              <w:t xml:space="preserve"> </w:t>
+            </w:r>
+            <w:r>
+              <w:rPr>
+                <w:rFonts w:hint="eastAsia"/>
+              </w:rPr>
+              <w:t xml:space="preserve">跳过）；§7</w:t>
+            </w:r>
+            <w:r>
+              <w:t xml:space="preserve"> SSO </w:t>
+            </w:r>
+            <w:r>
+              <w:rPr>
+                <w:rFonts w:hint="eastAsia"/>
+              </w:rPr>
+              <w:t xml:space="preserve">用未占</w:t>
+            </w:r>
+            <w:r>
+              <w:t xml:space="preserve"> MenuId + MenuKey </w:t>
+            </w:r>
+            <w:r>
+              <w:rPr>
+                <w:rFonts w:hint="eastAsia"/>
+              </w:rPr>
+              <w:t xml:space="preserve">派生</w:t>
+            </w:r>
+            <w:r>
+              <w:t xml:space="preserve"> </w:t>
+            </w:r>
+            <w:r>
+              <w:rPr>
+                <w:rStyle w:val="VerbatimChar"/>
+              </w:rPr>
+              <w:t xml:space="preserve">sys-sso-config</w:t>
+            </w:r>
+            <w:r>
+              <w:t xml:space="preserve"> </w:t>
+            </w:r>
+            <w:r>
+              <w:t xml:space="preserve">+ </w:t>
+            </w:r>
+            <w:r>
+              <w:rPr>
+                <w:rFonts w:hint="eastAsia"/>
+              </w:rPr>
+              <w:t xml:space="preserve">补</w:t>
+            </w:r>
+            <w:r>
+              <w:t xml:space="preserve"> </w:t>
+            </w:r>
+            <w:r>
+              <w:rPr>
+                <w:rStyle w:val="VerbatimChar"/>
+              </w:rPr>
+              <w:t xml:space="preserve">Sys_RoleMenu</w:t>
+            </w:r>
+            <w:r>
+              <w:t xml:space="preserve"> </w:t>
+            </w:r>
+            <w:r>
+              <w:t xml:space="preserve">+ AuthController </w:t>
+            </w:r>
+            <w:r>
+              <w:rPr>
+                <w:rFonts w:hint="eastAsia"/>
+              </w:rPr>
+              <w:t xml:space="preserve">补注入</w:t>
+            </w:r>
+            <w:r>
+              <w:t xml:space="preserve"> </w:t>
+            </w:r>
+            <w:r>
+              <w:rPr>
+                <w:rStyle w:val="VerbatimChar"/>
+              </w:rPr>
+              <w:t xml:space="preserve">ITenantSsoConfigService</w:t>
+            </w:r>
+            <w:r>
+              <w:t xml:space="preserve">/</w:t>
+            </w:r>
+            <w:r>
+              <w:rPr>
+                <w:rStyle w:val="VerbatimChar"/>
+              </w:rPr>
+              <w:t xml:space="preserve">ISsoService</w:t>
+            </w:r>
+          </w:p>
+        </w:tc>
+      </w:tr>
+    </w:tbl>
+    <w:p>
+      <w:pPr>
+        <w:pStyle w:val="BodyText"/>
+      </w:pPr>
+      <w:r>
+        <w:rPr>
+          <w:rFonts w:hint="eastAsia"/>
+          <w:b/>
+          <w:bCs/>
+        </w:rPr>
+        <w:t xml:space="preserve">核验补强（非问题）</w:t>
+      </w:r>
+      <w:r>
+        <w:rPr>
+          <w:rFonts w:hint="eastAsia"/>
+        </w:rPr>
+        <w:t xml:space="preserve">：</w:t>
+      </w:r>
+      <w:r>
+        <w:rPr>
+          <w:rStyle w:val="VerbatimChar"/>
+        </w:rPr>
+        <w:t xml:space="preserve">AuthController.Login</w:t>
+      </w:r>
+      <w:r>
+        <w:t xml:space="preserve"> </w:t>
+      </w:r>
+      <w:r>
+        <w:rPr>
+          <w:rFonts w:hint="eastAsia"/>
+        </w:rPr>
+        <w:t xml:space="preserve">全流程</w:t>
+      </w:r>
+      <w:r>
+        <w:t xml:space="preserve"> /</w:t>
+      </w:r>
+      <w:r>
+        <w:t xml:space="preserve"> </w:t>
+      </w:r>
+      <w:r>
+        <w:rPr>
+          <w:rStyle w:val="VerbatimChar"/>
+        </w:rPr>
+        <w:t xml:space="preserve">BuildAccessToken(Sys_User,string,bool)</w:t>
+      </w:r>
+      <w:r>
+        <w:t xml:space="preserve"> </w:t>
+      </w:r>
+      <w:r>
+        <w:t xml:space="preserve">/ 12 </w:t>
+      </w:r>
+      <w:r>
+        <w:rPr>
+          <w:rFonts w:hint="eastAsia"/>
+        </w:rPr>
+        <w:t xml:space="preserve">注入服务（含</w:t>
+      </w:r>
+      <w:r>
+        <w:t xml:space="preserve"> spec </w:t>
+      </w:r>
+      <w:r>
+        <w:rPr>
+          <w:rFonts w:hint="eastAsia"/>
+        </w:rPr>
+        <w:t xml:space="preserve">未列的</w:t>
+      </w:r>
+      <w:r>
+        <w:t xml:space="preserve"> </w:t>
+      </w:r>
+      <w:r>
+        <w:rPr>
+          <w:rStyle w:val="VerbatimChar"/>
+        </w:rPr>
+        <w:t xml:space="preserve">_policy</w:t>
+      </w:r>
+      <w:r>
+        <w:rPr>
+          <w:rFonts w:hint="eastAsia"/>
+        </w:rPr>
+        <w:t xml:space="preserve">）/</w:t>
+      </w:r>
+      <w:r>
+        <w:t xml:space="preserve"> </w:t>
+      </w:r>
+      <w:r>
+        <w:rPr>
+          <w:rStyle w:val="VerbatimChar"/>
+        </w:rPr>
+        <w:t xml:space="preserve">JwtHelper.GenerateToken</w:t>
+      </w:r>
+      <w:r>
+        <w:t xml:space="preserve"> </w:t>
+      </w:r>
+      <w:r>
+        <w:rPr>
+          <w:rFonts w:hint="eastAsia"/>
+        </w:rPr>
+        <w:t xml:space="preserve">九参</w:t>
+      </w:r>
+      <w:r>
+        <w:t xml:space="preserve"> + </w:t>
+      </w:r>
+      <w:r>
+        <w:rPr>
+          <w:rFonts w:hint="eastAsia"/>
+        </w:rPr>
+        <w:t xml:space="preserve">五</w:t>
+      </w:r>
+      <w:r>
+        <w:t xml:space="preserve"> claim /</w:t>
+      </w:r>
+      <w:r>
+        <w:t xml:space="preserve"> </w:t>
+      </w:r>
+      <w:r>
+        <w:rPr>
+          <w:rStyle w:val="VerbatimChar"/>
+        </w:rPr>
+        <w:t xml:space="preserve">LogAsync</w:t>
+      </w:r>
+      <w:r>
+        <w:t xml:space="preserve"> </w:t>
+      </w:r>
+      <w:r>
+        <w:rPr>
+          <w:rFonts w:hint="eastAsia"/>
+        </w:rPr>
+        <w:t xml:space="preserve">七参</w:t>
+      </w:r>
+      <w:r>
+        <w:t xml:space="preserve"> /</w:t>
+      </w:r>
+      <w:r>
+        <w:t xml:space="preserve"> </w:t>
+      </w:r>
+      <w:r>
+        <w:rPr>
+          <w:rStyle w:val="VerbatimChar"/>
+        </w:rPr>
+        <w:t xml:space="preserve">RefreshTokenService.IssueAsync(user,ip,ua)</w:t>
+      </w:r>
+      <w:r>
+        <w:t xml:space="preserve"> </w:t>
+      </w:r>
+      <w:r>
+        <w:t xml:space="preserve">/</w:t>
+      </w:r>
+      <w:r>
+        <w:t xml:space="preserve"> </w:t>
+      </w:r>
+      <w:r>
+        <w:rPr>
+          <w:rStyle w:val="VerbatimChar"/>
+        </w:rPr>
+        <w:t xml:space="preserve">ILoginSecurityService</w:t>
+      </w:r>
+      <w:r>
+        <w:t xml:space="preserve"> </w:t>
+      </w:r>
+      <w:r>
+        <w:rPr>
+          <w:rFonts w:hint="eastAsia"/>
+        </w:rPr>
+        <w:t xml:space="preserve">三法（</w:t>
+      </w:r>
+      <w:r>
+        <w:rPr>
+          <w:rStyle w:val="VerbatimChar"/>
+        </w:rPr>
+        <w:t xml:space="preserve">EnsureNotLocked</w:t>
+      </w:r>
+      <w:r>
+        <w:t xml:space="preserve"> </w:t>
+      </w:r>
+      <w:r>
+        <w:rPr>
+          <w:rFonts w:hint="eastAsia"/>
+        </w:rPr>
+        <w:t xml:space="preserve">抛</w:t>
+      </w:r>
+      <w:r>
+        <w:t xml:space="preserve"> </w:t>
+      </w:r>
+      <w:r>
+        <w:rPr>
+          <w:rFonts w:hint="eastAsia"/>
+        </w:rPr>
+        <w:t xml:space="preserve">E-SEC-002）/</w:t>
+      </w:r>
+      <w:r>
+        <w:t xml:space="preserve"> </w:t>
+      </w:r>
+      <w:r>
+        <w:rPr>
+          <w:rStyle w:val="VerbatimChar"/>
+        </w:rPr>
+        <w:t xml:space="preserve">AuthCookieWriter</w:t>
+      </w:r>
+      <w:r>
+        <w:t xml:space="preserve"> </w:t>
+      </w:r>
+      <w:r>
+        <w:rPr>
+          <w:rFonts w:hint="eastAsia"/>
+        </w:rPr>
+        <w:t xml:space="preserve">三</w:t>
+      </w:r>
+      <w:r>
+        <w:t xml:space="preserve"> Cookie </w:t>
+      </w:r>
+      <w:r>
+        <w:rPr>
+          <w:rFonts w:hint="eastAsia"/>
+        </w:rPr>
+        <w:t xml:space="preserve">常量与</w:t>
+      </w:r>
+      <w:r>
+        <w:t xml:space="preserve"> Path /</w:t>
+      </w:r>
+      <w:r>
+        <w:t xml:space="preserve"> </w:t>
+      </w:r>
+      <w:r>
+        <w:rPr>
+          <w:rStyle w:val="VerbatimChar"/>
+        </w:rPr>
+        <w:t xml:space="preserve">SecurityOptions</w:t>
+      </w:r>
+      <w:r>
+        <w:t xml:space="preserve"> </w:t>
+      </w:r>
+      <w:r>
+        <w:rPr>
+          <w:rFonts w:hint="eastAsia"/>
+        </w:rPr>
+        <w:t xml:space="preserve">六段（</w:t>
+      </w:r>
+      <w:r>
+        <w:rPr>
+          <w:rStyle w:val="VerbatimChar"/>
+        </w:rPr>
+        <w:t xml:space="preserve">TwoFactor</w:t>
+      </w:r>
+      <w:r>
+        <w:t xml:space="preserve"> </w:t>
+      </w:r>
+      <w:r>
+        <w:rPr>
+          <w:rFonts w:hint="eastAsia"/>
+        </w:rPr>
+        <w:t xml:space="preserve">已落）/</w:t>
+      </w:r>
+      <w:r>
+        <w:t xml:space="preserve"> </w:t>
+      </w:r>
+      <w:r>
+        <w:rPr>
+          <w:rStyle w:val="VerbatimChar"/>
+        </w:rPr>
+        <w:t xml:space="preserve">CsrfMiddleware</w:t>
+      </w:r>
+      <w:r>
+        <w:rPr>
+          <w:rFonts w:hint="eastAsia"/>
+        </w:rPr>
+        <w:t xml:space="preserve">（GET</w:t>
+      </w:r>
+      <w:r>
+        <w:t xml:space="preserve"> </w:t>
+      </w:r>
+      <w:r>
+        <w:rPr>
+          <w:rFonts w:hint="eastAsia"/>
+        </w:rPr>
+        <w:t xml:space="preserve">豁免、仅</w:t>
+      </w:r>
+      <w:r>
+        <w:t xml:space="preserve"> </w:t>
+      </w:r>
+      <w:r>
+        <w:rPr>
+          <w:rStyle w:val="VerbatimChar"/>
+        </w:rPr>
+        <w:t xml:space="preserve">/api/auth/login</w:t>
+      </w:r>
+      <w:r>
+        <w:t xml:space="preserve"> </w:t>
+      </w:r>
+      <w:r>
+        <w:rPr>
+          <w:rFonts w:hint="eastAsia"/>
+        </w:rPr>
+        <w:t xml:space="preserve">豁免）/</w:t>
+      </w:r>
+      <w:r>
+        <w:t xml:space="preserve"> </w:t>
+      </w:r>
+      <w:r>
+        <w:rPr>
+          <w:rStyle w:val="VerbatimChar"/>
+        </w:rPr>
+        <w:t xml:space="preserve">OperLogFilter</w:t>
+      </w:r>
+      <w:r>
+        <w:t xml:space="preserve"> </w:t>
+      </w:r>
+      <w:r>
+        <w:rPr>
+          <w:rFonts w:hint="eastAsia"/>
+        </w:rPr>
+        <w:t xml:space="preserve">跳过</w:t>
+      </w:r>
+      <w:r>
+        <w:t xml:space="preserve"> </w:t>
+      </w:r>
+      <w:r>
+        <w:rPr>
+          <w:rStyle w:val="VerbatimChar"/>
+        </w:rPr>
+        <w:t xml:space="preserve">/api/auth</w:t>
+      </w:r>
+      <w:r>
+        <w:t xml:space="preserve"> </w:t>
+      </w:r>
+      <w:r>
+        <w:t xml:space="preserve">/</w:t>
+      </w:r>
+      <w:r>
+        <w:t xml:space="preserve"> </w:t>
+      </w:r>
+      <w:r>
+        <w:rPr>
+          <w:rStyle w:val="VerbatimChar"/>
+        </w:rPr>
+        <w:t xml:space="preserve">Sys_User</w:t>
+      </w:r>
+      <w:r>
+        <w:t xml:space="preserve">·</w:t>
+      </w:r>
+      <w:r>
+        <w:rPr>
+          <w:rStyle w:val="VerbatimChar"/>
+        </w:rPr>
+        <w:t xml:space="preserve">Sys_Tenant</w:t>
+      </w:r>
+      <w:r>
+        <w:t xml:space="preserve"> </w:t>
+      </w:r>
+      <w:r>
+        <w:rPr>
+          <w:rFonts w:hint="eastAsia"/>
+        </w:rPr>
+        <w:t xml:space="preserve">字段</w:t>
+      </w:r>
+      <w:r>
+        <w:t xml:space="preserve"> /</w:t>
+      </w:r>
+      <w:r>
+        <w:t xml:space="preserve"> </w:t>
+      </w:r>
+      <w:r>
+        <w:rPr>
+          <w:rStyle w:val="VerbatimChar"/>
+        </w:rPr>
+        <w:t xml:space="preserve">Sys_TenantSsoConfig</w:t>
+      </w:r>
+      <w:r>
+        <w:t xml:space="preserve"> </w:t>
+      </w:r>
+      <w:r>
+        <w:rPr>
+          <w:rFonts w:hint="eastAsia"/>
+        </w:rPr>
+        <w:t xml:space="preserve">不存在</w:t>
+      </w:r>
+      <w:r>
+        <w:t xml:space="preserve"> / </w:t>
+      </w:r>
+      <w:r>
+        <w:rPr>
+          <w:rFonts w:hint="eastAsia"/>
+        </w:rPr>
+        <w:t xml:space="preserve">外部认证仅</w:t>
+      </w:r>
+      <w:r>
+        <w:t xml:space="preserve"> JWT bearer ——</w:t>
+      </w:r>
+      <w:r>
+        <w:rPr>
+          <w:rFonts w:hint="eastAsia"/>
+          <w:b/>
+          <w:bCs/>
+        </w:rPr>
+        <w:t xml:space="preserve">全部经</w:t>
+      </w:r>
+      <w:r>
+        <w:rPr>
+          <w:b/>
+          <w:bCs/>
+        </w:rPr>
+        <w:t xml:space="preserve"> subagent </w:t>
+      </w:r>
+      <w:r>
+        <w:rPr>
+          <w:rFonts w:hint="eastAsia"/>
+          <w:b/>
+          <w:bCs/>
+        </w:rPr>
+        <w:t xml:space="preserve">核验属实</w:t>
+      </w:r>
+      <w:r>
+        <w:t xml:space="preserve">。</w:t>
+      </w:r>
+    </w:p>
     <w:p>
       <w:r>
         <w:pict>
@@ -13167,14 +16737,14 @@
           <w:i/>
           <w:iCs/>
         </w:rPr>
-        <w:t xml:space="preserve">2026-06-22。源</w:t>
+        <w:t xml:space="preserve">2026-06-22；定稿</w:t>
       </w:r>
       <w:r>
         <w:rPr>
           <w:i/>
           <w:iCs/>
         </w:rPr>
-        <w:t xml:space="preserve"> brainstorming 5 </w:t>
+        <w:t xml:space="preserve"> </w:t>
       </w:r>
       <w:r>
         <w:rPr>
@@ -13182,7 +16752,7 @@
           <w:i/>
           <w:iCs/>
         </w:rPr>
-        <w:t xml:space="preserve">决策（SP/OIDC</w:t>
+        <w:t xml:space="preserve">2026-06-23（§11</w:t>
       </w:r>
       <w:r>
         <w:rPr>
@@ -13197,14 +16767,14 @@
           <w:i/>
           <w:iCs/>
         </w:rPr>
-        <w:t xml:space="preserve">单协议</w:t>
+        <w:t xml:space="preserve">八点评审修订，全部</w:t>
       </w:r>
       <w:r>
         <w:rPr>
           <w:i/>
           <w:iCs/>
         </w:rPr>
-        <w:t xml:space="preserve"> · </w:t>
+        <w:t xml:space="preserve"> §1 </w:t>
       </w:r>
       <w:r>
         <w:rPr>
@@ -13212,14 +16782,14 @@
           <w:i/>
           <w:iCs/>
         </w:rPr>
-        <w:t xml:space="preserve">按租户</w:t>
+        <w:t xml:space="preserve">锚点经</w:t>
       </w:r>
       <w:r>
         <w:rPr>
           <w:i/>
           <w:iCs/>
         </w:rPr>
-        <w:t xml:space="preserve"> IdP · JIT </w:t>
+        <w:t xml:space="preserve"> 3 </w:t>
       </w:r>
       <w:r>
         <w:rPr>
@@ -13227,14 +16797,14 @@
           <w:i/>
           <w:iCs/>
         </w:rPr>
-        <w:t xml:space="preserve">邮箱匹配最小权限</w:t>
+        <w:t xml:space="preserve">个只读</w:t>
       </w:r>
       <w:r>
         <w:rPr>
           <w:i/>
           <w:iCs/>
         </w:rPr>
-        <w:t xml:space="preserve"> · </w:t>
+        <w:t xml:space="preserve"> subagent </w:t>
       </w:r>
       <w:r>
         <w:rPr>
@@ -13242,14 +16812,14 @@
           <w:i/>
           <w:iCs/>
         </w:rPr>
-        <w:t xml:space="preserve">并存+按租户强制+break-glass</w:t>
+        <w:t xml:space="preserve">核验实代码）。源</w:t>
       </w:r>
       <w:r>
         <w:rPr>
           <w:i/>
           <w:iCs/>
         </w:rPr>
-        <w:t xml:space="preserve"> · SSO </w:t>
+        <w:t xml:space="preserve"> brainstorming 5 </w:t>
       </w:r>
       <w:r>
         <w:rPr>
@@ -13257,14 +16827,14 @@
           <w:i/>
           <w:iCs/>
         </w:rPr>
-        <w:t xml:space="preserve">跳过</w:t>
+        <w:t xml:space="preserve">决策（SP/OIDC</w:t>
       </w:r>
       <w:r>
         <w:rPr>
           <w:i/>
           <w:iCs/>
         </w:rPr>
-        <w:t xml:space="preserve"> CP6 </w:t>
+        <w:t xml:space="preserve"> </w:t>
       </w:r>
       <w:r>
         <w:rPr>
@@ -13272,14 +16842,14 @@
           <w:i/>
           <w:iCs/>
         </w:rPr>
-        <w:t xml:space="preserve">2FA）。落码按真实代码锚点（§1）。底座</w:t>
+        <w:t xml:space="preserve">单协议</w:t>
       </w:r>
       <w:r>
         <w:rPr>
           <w:i/>
           <w:iCs/>
         </w:rPr>
-        <w:t xml:space="preserve"> #1 </w:t>
+        <w:t xml:space="preserve"> · </w:t>
       </w:r>
       <w:r>
         <w:rPr>
@@ -13287,14 +16857,14 @@
           <w:i/>
           <w:iCs/>
         </w:rPr>
-        <w:t xml:space="preserve">认证加固</w:t>
+        <w:t xml:space="preserve">按租户</w:t>
       </w:r>
       <w:r>
         <w:rPr>
           <w:i/>
           <w:iCs/>
         </w:rPr>
-        <w:t xml:space="preserve"> + #2 </w:t>
+        <w:t xml:space="preserve"> IdP · JIT </w:t>
       </w:r>
       <w:r>
         <w:rPr>
@@ -13302,14 +16872,14 @@
           <w:i/>
           <w:iCs/>
         </w:rPr>
-        <w:t xml:space="preserve">2FA。实施</w:t>
+        <w:t xml:space="preserve">邮箱匹配最小权限</w:t>
       </w:r>
       <w:r>
         <w:rPr>
           <w:i/>
           <w:iCs/>
         </w:rPr>
-        <w:t xml:space="preserve"> = </w:t>
+        <w:t xml:space="preserve"> · </w:t>
       </w:r>
       <w:r>
         <w:rPr>
@@ -13317,14 +16887,14 @@
           <w:i/>
           <w:iCs/>
         </w:rPr>
-        <w:t xml:space="preserve">subagent-driven，每</w:t>
+        <w:t xml:space="preserve">并存+按租户强制+break-glass</w:t>
       </w:r>
       <w:r>
         <w:rPr>
           <w:i/>
           <w:iCs/>
         </w:rPr>
-        <w:t xml:space="preserve"> Task spec </w:t>
+        <w:t xml:space="preserve"> · SSO </w:t>
       </w:r>
       <w:r>
         <w:rPr>
@@ -13332,14 +16902,14 @@
           <w:i/>
           <w:iCs/>
         </w:rPr>
-        <w:t xml:space="preserve">审+质量审双过</w:t>
+        <w:t xml:space="preserve">跳过</w:t>
       </w:r>
       <w:r>
         <w:rPr>
           <w:i/>
           <w:iCs/>
         </w:rPr>
-        <w:t xml:space="preserve"> + </w:t>
+        <w:t xml:space="preserve"> CP6 </w:t>
       </w:r>
       <w:r>
         <w:rPr>
@@ -13347,14 +16917,14 @@
           <w:i/>
           <w:iCs/>
         </w:rPr>
-        <w:t xml:space="preserve">先绿后本地</w:t>
+        <w:t xml:space="preserve">2FA）。落码按真实代码锚点（§1）。底座</w:t>
       </w:r>
       <w:r>
         <w:rPr>
           <w:i/>
           <w:iCs/>
         </w:rPr>
-        <w:t xml:space="preserve"> </w:t>
+        <w:t xml:space="preserve"> #1 </w:t>
       </w:r>
       <w:r>
         <w:rPr>
@@ -13362,7 +16932,7 @@
           <w:i/>
           <w:iCs/>
         </w:rPr>
-        <w:t xml:space="preserve">commit（不</w:t>
+        <w:t xml:space="preserve">认证加固（已落码）；#3</w:t>
       </w:r>
       <w:r>
         <w:rPr>
@@ -13377,18 +16947,131 @@
           <w:i/>
           <w:iCs/>
         </w:rPr>
-        <w:t xml:space="preserve">push）+</w:t>
+        <w:t xml:space="preserve">自洽不硬依赖</w:t>
       </w:r>
       <w:r>
         <w:rPr>
           <w:i/>
           <w:iCs/>
         </w:rPr>
-        <w:t xml:space="preserve"> gstack QA。</w:t>
+        <w:t xml:space="preserve"> #2 </w:t>
+      </w:r>
+      <w:r>
+        <w:rPr>
+          <w:rFonts w:hint="eastAsia"/>
+          <w:i/>
+          <w:iCs/>
+        </w:rPr>
+        <w:t xml:space="preserve">2FA。实施</w:t>
+      </w:r>
+      <w:r>
+        <w:rPr>
+          <w:i/>
+          <w:iCs/>
+        </w:rPr>
+        <w:t xml:space="preserve"> = </w:t>
+      </w:r>
+      <w:r>
+        <w:rPr>
+          <w:rFonts w:hint="eastAsia"/>
+          <w:i/>
+          <w:iCs/>
+        </w:rPr>
+        <w:t xml:space="preserve">subagent-driven，每</w:t>
+      </w:r>
+      <w:r>
+        <w:rPr>
+          <w:i/>
+          <w:iCs/>
+        </w:rPr>
+        <w:t xml:space="preserve"> Task spec </w:t>
+      </w:r>
+      <w:r>
+        <w:rPr>
+          <w:rFonts w:hint="eastAsia"/>
+          <w:i/>
+          <w:iCs/>
+        </w:rPr>
+        <w:t xml:space="preserve">审+质量审双过</w:t>
+      </w:r>
+      <w:r>
+        <w:rPr>
+          <w:i/>
+          <w:iCs/>
+        </w:rPr>
+        <w:t xml:space="preserve"> + </w:t>
+      </w:r>
+      <w:r>
+        <w:rPr>
+          <w:rFonts w:hint="eastAsia"/>
+          <w:i/>
+          <w:iCs/>
+        </w:rPr>
+        <w:t xml:space="preserve">先绿后本地</w:t>
+      </w:r>
+      <w:r>
+        <w:rPr>
+          <w:i/>
+          <w:iCs/>
+        </w:rPr>
+        <w:t xml:space="preserve"> </w:t>
+      </w:r>
+      <w:r>
+        <w:rPr>
+          <w:rFonts w:hint="eastAsia"/>
+          <w:i/>
+          <w:iCs/>
+        </w:rPr>
+        <w:t xml:space="preserve">commit（不</w:t>
+      </w:r>
+      <w:r>
+        <w:rPr>
+          <w:i/>
+          <w:iCs/>
+        </w:rPr>
+        <w:t xml:space="preserve"> </w:t>
+      </w:r>
+      <w:r>
+        <w:rPr>
+          <w:rFonts w:hint="eastAsia"/>
+          <w:i/>
+          <w:iCs/>
+        </w:rPr>
+        <w:t xml:space="preserve">push）+</w:t>
+      </w:r>
+      <w:r>
+        <w:rPr>
+          <w:i/>
+          <w:iCs/>
+        </w:rPr>
+        <w:t xml:space="preserve"> gstack </w:t>
+      </w:r>
+      <w:r>
+        <w:rPr>
+          <w:rFonts w:hint="eastAsia"/>
+          <w:i/>
+          <w:iCs/>
+        </w:rPr>
+        <w:t xml:space="preserve">QA。下一步</w:t>
+      </w:r>
+      <w:r>
+        <w:rPr>
+          <w:i/>
+          <w:iCs/>
+        </w:rPr>
+        <w:t xml:space="preserve"> = </w:t>
+      </w:r>
+      <w:r>
+        <w:rPr>
+          <w:rFonts w:hint="eastAsia"/>
+          <w:i/>
+          <w:iCs/>
+        </w:rPr>
+        <w:t xml:space="preserve">据本定稿撰写实现计划（T1~Tn）。</w:t>
       </w:r>
     </w:p>
-    <w:bookmarkEnd w:id="33"/>
     <w:bookmarkEnd w:id="34"/>
+    <w:bookmarkEnd w:id="35"/>
     <w:sectPr>
       <w:footnotePr>
         <w:numRestart w:val="eachSect"/>
